--- a/simulation_report.docx
+++ b/simulation_report.docx
@@ -92,7 +92,7 @@
         <w:ind w:firstLine="480"/>
         <w:jc w:val="both"/>
         <w:rPr>
-          <w:rFonts w:ascii="Times New Roman" w:hAnsi="Times New Roman" w:cs="Times New Roman" w:hint="eastAsia"/>
+          <w:rFonts w:ascii="Times New Roman" w:hAnsi="Times New Roman" w:cs="Times New Roman"/>
         </w:rPr>
       </w:pPr>
       <w:r>
@@ -156,13 +156,7 @@
           <w:rPr>
             <w:rFonts w:ascii="Cambria Math" w:hAnsi="Cambria Math" w:cs="Times New Roman"/>
           </w:rPr>
-          <m:t>ρ</m:t>
-        </m:r>
-        <m:r>
-          <w:rPr>
-            <w:rFonts w:ascii="Cambria Math" w:hAnsi="Cambria Math" w:cs="Times New Roman"/>
-          </w:rPr>
-          <m:t>=0.95</m:t>
+          <m:t>ρ=0.95</m:t>
         </m:r>
       </m:oMath>
       <w:r>
@@ -184,7 +178,7 @@
         <w:ind w:firstLine="480"/>
         <w:jc w:val="both"/>
         <w:rPr>
-          <w:rFonts w:ascii="Times New Roman" w:hAnsi="Times New Roman" w:cs="Times New Roman" w:hint="eastAsia"/>
+          <w:rFonts w:ascii="Times New Roman" w:hAnsi="Times New Roman" w:cs="Times New Roman"/>
         </w:rPr>
       </w:pPr>
       <w:r>
@@ -243,7 +237,7 @@
         <w:spacing w:after="0"/>
         <w:jc w:val="both"/>
         <w:rPr>
-          <w:rFonts w:ascii="Times New Roman" w:hAnsi="Times New Roman" w:cs="Times New Roman" w:hint="eastAsia"/>
+          <w:rFonts w:ascii="Times New Roman" w:hAnsi="Times New Roman" w:cs="Times New Roman"/>
         </w:rPr>
       </w:pPr>
       <w:r>
@@ -263,13 +257,7 @@
           <w:rPr>
             <w:rFonts w:ascii="Cambria Math" w:hAnsi="Cambria Math" w:cs="Times New Roman"/>
           </w:rPr>
-          <m:t>n=</m:t>
-        </m:r>
-        <m:r>
-          <w:rPr>
-            <w:rFonts w:ascii="Cambria Math" w:hAnsi="Cambria Math" w:cs="Times New Roman"/>
-          </w:rPr>
-          <m:t>250</m:t>
+          <m:t>n=250</m:t>
         </m:r>
       </m:oMath>
       <w:r>
@@ -692,7 +680,7 @@
         <w:spacing w:after="0"/>
         <w:jc w:val="both"/>
         <w:rPr>
-          <w:rFonts w:ascii="Times New Roman" w:hAnsi="Times New Roman" w:cs="Times New Roman" w:hint="eastAsia"/>
+          <w:rFonts w:ascii="Times New Roman" w:hAnsi="Times New Roman" w:cs="Times New Roman"/>
         </w:rPr>
       </w:pPr>
       <m:oMath>
@@ -727,25 +715,7 @@
         <w:rPr>
           <w:rFonts w:ascii="Times New Roman" w:hAnsi="Times New Roman" w:cs="Times New Roman" w:hint="eastAsia"/>
         </w:rPr>
-        <w:t xml:space="preserve"> in </w:t>
-      </w:r>
-      <w:r>
-        <w:rPr>
-          <w:rFonts w:ascii="Times New Roman" w:hAnsi="Times New Roman" w:cs="Times New Roman" w:hint="eastAsia"/>
-        </w:rPr>
-        <w:t xml:space="preserve">the </w:t>
-      </w:r>
-      <w:r>
-        <w:rPr>
-          <w:rFonts w:ascii="Times New Roman" w:hAnsi="Times New Roman" w:cs="Times New Roman" w:hint="eastAsia"/>
-        </w:rPr>
-        <w:t>second</w:t>
-      </w:r>
-      <w:r>
-        <w:rPr>
-          <w:rFonts w:ascii="Times New Roman" w:hAnsi="Times New Roman" w:cs="Times New Roman" w:hint="eastAsia"/>
-        </w:rPr>
-        <w:t xml:space="preserve"> dataset </w:t>
+        <w:t xml:space="preserve"> in the second dataset </w:t>
       </w:r>
       <w:r>
         <w:rPr>
@@ -826,7 +796,7 @@
         </w:numPr>
         <w:spacing w:after="0"/>
         <w:rPr>
-          <w:rFonts w:ascii="Times New Roman" w:hAnsi="Times New Roman" w:cs="Times New Roman" w:hint="eastAsia"/>
+          <w:rFonts w:ascii="Times New Roman" w:hAnsi="Times New Roman" w:cs="Times New Roman"/>
           <w:b/>
           <w:bCs/>
         </w:rPr>
@@ -844,14 +814,26 @@
       <w:pPr>
         <w:ind w:left="480"/>
         <w:rPr>
-          <w:rFonts w:ascii="Times New Roman" w:hAnsi="Times New Roman" w:cs="Times New Roman" w:hint="eastAsia"/>
+          <w:rFonts w:ascii="Times New Roman" w:hAnsi="Times New Roman" w:cs="Times New Roman"/>
         </w:rPr>
       </w:pPr>
       <w:r>
         <w:rPr>
           <w:rFonts w:ascii="Times New Roman" w:hAnsi="Times New Roman" w:cs="Times New Roman"/>
         </w:rPr>
-        <w:t>Since the posterior parameters of the common mean model are not explicitly described in the paper, we derive them assuming a single sample for simplicity</w:t>
+        <w:t xml:space="preserve">Since the posterior parameters of the </w:t>
+      </w:r>
+      <w:r>
+        <w:rPr>
+          <w:rFonts w:ascii="Times New Roman" w:hAnsi="Times New Roman" w:cs="Times New Roman" w:hint="eastAsia"/>
+        </w:rPr>
+        <w:t>different</w:t>
+      </w:r>
+      <w:r>
+        <w:rPr>
+          <w:rFonts w:ascii="Times New Roman" w:hAnsi="Times New Roman" w:cs="Times New Roman"/>
+        </w:rPr>
+        <w:t xml:space="preserve"> mean model are not explicitly described in the paper, we derive them assuming a single sample for simplicity</w:t>
       </w:r>
       <w:r>
         <w:rPr>
@@ -881,7 +863,7 @@
                     <pic:cNvPicPr/>
                   </pic:nvPicPr>
                   <pic:blipFill rotWithShape="1">
-                    <a:blip r:embed="rId5">
+                    <a:blip r:embed="rId7">
                       <a:extLst>
                         <a:ext uri="{28A0092B-C50C-407E-A947-70E740481C1C}">
                           <a14:useLocalDpi xmlns:a14="http://schemas.microsoft.com/office/drawing/2010/main" val="0"/>
@@ -926,7 +908,7 @@
         </w:numPr>
         <w:spacing w:after="0"/>
         <w:rPr>
-          <w:rFonts w:ascii="Times New Roman" w:hAnsi="Times New Roman" w:cs="Times New Roman" w:hint="eastAsia"/>
+          <w:rFonts w:ascii="Times New Roman" w:hAnsi="Times New Roman" w:cs="Times New Roman"/>
           <w:b/>
           <w:bCs/>
         </w:rPr>
@@ -952,7 +934,7 @@
       <w:pPr>
         <w:ind w:left="480"/>
         <w:rPr>
-          <w:rFonts w:ascii="Times New Roman" w:hAnsi="Times New Roman" w:cs="Times New Roman" w:hint="eastAsia"/>
+          <w:rFonts w:ascii="Times New Roman" w:hAnsi="Times New Roman" w:cs="Times New Roman"/>
         </w:rPr>
       </w:pPr>
       <w:r>
@@ -1067,7 +1049,7 @@
       <w:pPr>
         <w:jc w:val="both"/>
         <w:rPr>
-          <w:rFonts w:ascii="Times New Roman" w:hAnsi="Times New Roman" w:cs="Times New Roman" w:hint="eastAsia"/>
+          <w:rFonts w:ascii="Times New Roman" w:hAnsi="Times New Roman" w:cs="Times New Roman"/>
         </w:rPr>
       </w:pPr>
       <w:r>
@@ -1719,7 +1701,7 @@
             <w:pPr>
               <w:jc w:val="center"/>
               <w:rPr>
-                <w:rFonts w:ascii="Cambria Math" w:eastAsia="新細明體" w:hAnsi="Cambria Math" w:cs="Times New Roman" w:hint="eastAsia"/>
+                <w:rFonts w:ascii="Cambria Math" w:eastAsia="新細明體" w:hAnsi="Cambria Math" w:cs="Times New Roman"/>
                 <w:iCs/>
                 <w:sz w:val="20"/>
                 <w:szCs w:val="20"/>
@@ -1756,7 +1738,7 @@
             <w:pPr>
               <w:jc w:val="center"/>
               <w:rPr>
-                <w:rFonts w:ascii="Cambria Math" w:eastAsia="新細明體" w:hAnsi="Cambria Math" w:cs="Times New Roman" w:hint="eastAsia"/>
+                <w:rFonts w:ascii="Cambria Math" w:eastAsia="新細明體" w:hAnsi="Cambria Math" w:cs="Times New Roman"/>
                 <w:iCs/>
                 <w:sz w:val="20"/>
                 <w:szCs w:val="20"/>
@@ -1793,7 +1775,7 @@
             <w:pPr>
               <w:jc w:val="center"/>
               <w:rPr>
-                <w:rFonts w:ascii="Cambria Math" w:eastAsia="新細明體" w:hAnsi="Cambria Math" w:cs="Times New Roman" w:hint="eastAsia"/>
+                <w:rFonts w:ascii="Cambria Math" w:eastAsia="新細明體" w:hAnsi="Cambria Math" w:cs="Times New Roman"/>
                 <w:iCs/>
                 <w:sz w:val="20"/>
                 <w:szCs w:val="20"/>
@@ -1830,7 +1812,7 @@
             <w:pPr>
               <w:jc w:val="center"/>
               <w:rPr>
-                <w:rFonts w:ascii="Cambria Math" w:eastAsia="新細明體" w:hAnsi="Cambria Math" w:cs="Times New Roman" w:hint="eastAsia"/>
+                <w:rFonts w:ascii="Cambria Math" w:eastAsia="新細明體" w:hAnsi="Cambria Math" w:cs="Times New Roman"/>
                 <w:iCs/>
                 <w:sz w:val="20"/>
                 <w:szCs w:val="20"/>
@@ -1885,7 +1867,7 @@
             <w:pPr>
               <w:jc w:val="center"/>
               <w:rPr>
-                <w:rFonts w:ascii="Cambria Math" w:eastAsia="新細明體" w:hAnsi="Cambria Math" w:cs="Times New Roman" w:hint="eastAsia"/>
+                <w:rFonts w:ascii="Cambria Math" w:eastAsia="新細明體" w:hAnsi="Cambria Math" w:cs="Times New Roman"/>
                 <w:iCs/>
                 <w:sz w:val="20"/>
                 <w:szCs w:val="20"/>
@@ -2305,7 +2287,7 @@
             <w:pPr>
               <w:jc w:val="center"/>
               <w:rPr>
-                <w:rFonts w:ascii="Cambria Math" w:eastAsia="新細明體" w:hAnsi="Cambria Math" w:cs="Times New Roman" w:hint="eastAsia"/>
+                <w:rFonts w:ascii="Cambria Math" w:eastAsia="新細明體" w:hAnsi="Cambria Math" w:cs="Times New Roman"/>
                 <w:iCs/>
                 <w:sz w:val="20"/>
                 <w:szCs w:val="20"/>
@@ -2342,7 +2324,7 @@
             <w:pPr>
               <w:jc w:val="center"/>
               <w:rPr>
-                <w:rFonts w:ascii="Cambria Math" w:eastAsia="新細明體" w:hAnsi="Cambria Math" w:cs="Times New Roman" w:hint="eastAsia"/>
+                <w:rFonts w:ascii="Cambria Math" w:eastAsia="新細明體" w:hAnsi="Cambria Math" w:cs="Times New Roman"/>
                 <w:iCs/>
                 <w:sz w:val="20"/>
                 <w:szCs w:val="20"/>
@@ -2379,7 +2361,7 @@
             <w:pPr>
               <w:jc w:val="center"/>
               <w:rPr>
-                <w:rFonts w:ascii="Cambria Math" w:eastAsia="新細明體" w:hAnsi="Cambria Math" w:cs="Times New Roman" w:hint="eastAsia"/>
+                <w:rFonts w:ascii="Cambria Math" w:eastAsia="新細明體" w:hAnsi="Cambria Math" w:cs="Times New Roman"/>
                 <w:iCs/>
                 <w:sz w:val="20"/>
                 <w:szCs w:val="20"/>
@@ -2425,7 +2407,7 @@
             <w:pPr>
               <w:jc w:val="center"/>
               <w:rPr>
-                <w:rFonts w:ascii="Cambria Math" w:eastAsia="新細明體" w:hAnsi="Cambria Math" w:cs="Times New Roman" w:hint="eastAsia"/>
+                <w:rFonts w:ascii="Cambria Math" w:eastAsia="新細明體" w:hAnsi="Cambria Math" w:cs="Times New Roman"/>
                 <w:iCs/>
                 <w:sz w:val="20"/>
                 <w:szCs w:val="20"/>
@@ -2462,7 +2444,7 @@
             <w:pPr>
               <w:jc w:val="center"/>
               <w:rPr>
-                <w:rFonts w:ascii="Cambria Math" w:eastAsia="新細明體" w:hAnsi="Cambria Math" w:cs="Times New Roman" w:hint="eastAsia"/>
+                <w:rFonts w:ascii="Cambria Math" w:eastAsia="新細明體" w:hAnsi="Cambria Math" w:cs="Times New Roman"/>
                 <w:iCs/>
                 <w:sz w:val="20"/>
                 <w:szCs w:val="20"/>
@@ -2525,7 +2507,7 @@
             <w:pPr>
               <w:jc w:val="center"/>
               <w:rPr>
-                <w:rFonts w:ascii="Cambria Math" w:eastAsia="新細明體" w:hAnsi="Cambria Math" w:cs="Times New Roman" w:hint="eastAsia"/>
+                <w:rFonts w:ascii="Cambria Math" w:eastAsia="新細明體" w:hAnsi="Cambria Math" w:cs="Times New Roman"/>
                 <w:iCs/>
                 <w:sz w:val="20"/>
                 <w:szCs w:val="20"/>
@@ -2562,7 +2544,7 @@
             <w:pPr>
               <w:jc w:val="center"/>
               <w:rPr>
-                <w:rFonts w:ascii="Cambria Math" w:eastAsia="新細明體" w:hAnsi="Cambria Math" w:cs="Times New Roman" w:hint="eastAsia"/>
+                <w:rFonts w:ascii="Cambria Math" w:eastAsia="新細明體" w:hAnsi="Cambria Math" w:cs="Times New Roman"/>
                 <w:iCs/>
                 <w:sz w:val="20"/>
                 <w:szCs w:val="20"/>
@@ -2599,7 +2581,7 @@
             <w:pPr>
               <w:jc w:val="center"/>
               <w:rPr>
-                <w:rFonts w:ascii="Cambria Math" w:eastAsia="新細明體" w:hAnsi="Cambria Math" w:cs="Times New Roman" w:hint="eastAsia"/>
+                <w:rFonts w:ascii="Cambria Math" w:eastAsia="新細明體" w:hAnsi="Cambria Math" w:cs="Times New Roman"/>
                 <w:iCs/>
                 <w:sz w:val="20"/>
                 <w:szCs w:val="20"/>
@@ -2636,7 +2618,7 @@
             <w:pPr>
               <w:jc w:val="center"/>
               <w:rPr>
-                <w:rFonts w:ascii="Cambria Math" w:eastAsia="新細明體" w:hAnsi="Cambria Math" w:cs="Times New Roman" w:hint="eastAsia"/>
+                <w:rFonts w:ascii="Cambria Math" w:eastAsia="新細明體" w:hAnsi="Cambria Math" w:cs="Times New Roman"/>
                 <w:iCs/>
                 <w:sz w:val="20"/>
                 <w:szCs w:val="20"/>
@@ -2673,7 +2655,7 @@
             <w:pPr>
               <w:jc w:val="center"/>
               <w:rPr>
-                <w:rFonts w:ascii="Cambria Math" w:eastAsia="新細明體" w:hAnsi="Cambria Math" w:cs="Times New Roman" w:hint="eastAsia"/>
+                <w:rFonts w:ascii="Cambria Math" w:eastAsia="新細明體" w:hAnsi="Cambria Math" w:cs="Times New Roman"/>
                 <w:iCs/>
                 <w:sz w:val="20"/>
                 <w:szCs w:val="20"/>
@@ -2736,7 +2718,7 @@
             <w:pPr>
               <w:jc w:val="center"/>
               <w:rPr>
-                <w:rFonts w:ascii="Cambria Math" w:eastAsia="新細明體" w:hAnsi="Cambria Math" w:cs="Times New Roman" w:hint="eastAsia"/>
+                <w:rFonts w:ascii="Cambria Math" w:eastAsia="新細明體" w:hAnsi="Cambria Math" w:cs="Times New Roman"/>
                 <w:iCs/>
                 <w:sz w:val="20"/>
                 <w:szCs w:val="20"/>
@@ -2773,7 +2755,7 @@
             <w:pPr>
               <w:jc w:val="center"/>
               <w:rPr>
-                <w:rFonts w:ascii="Cambria Math" w:eastAsia="新細明體" w:hAnsi="Cambria Math" w:cs="Times New Roman" w:hint="eastAsia"/>
+                <w:rFonts w:ascii="Cambria Math" w:eastAsia="新細明體" w:hAnsi="Cambria Math" w:cs="Times New Roman"/>
                 <w:iCs/>
                 <w:sz w:val="20"/>
                 <w:szCs w:val="20"/>
@@ -2810,7 +2792,7 @@
             <w:pPr>
               <w:jc w:val="center"/>
               <w:rPr>
-                <w:rFonts w:ascii="Cambria Math" w:eastAsia="新細明體" w:hAnsi="Cambria Math" w:cs="Times New Roman" w:hint="eastAsia"/>
+                <w:rFonts w:ascii="Cambria Math" w:eastAsia="新細明體" w:hAnsi="Cambria Math" w:cs="Times New Roman"/>
                 <w:iCs/>
                 <w:sz w:val="20"/>
                 <w:szCs w:val="20"/>
@@ -2856,7 +2838,7 @@
             <w:pPr>
               <w:jc w:val="center"/>
               <w:rPr>
-                <w:rFonts w:ascii="Cambria Math" w:eastAsia="新細明體" w:hAnsi="Cambria Math" w:cs="Times New Roman" w:hint="eastAsia"/>
+                <w:rFonts w:ascii="Cambria Math" w:eastAsia="新細明體" w:hAnsi="Cambria Math" w:cs="Times New Roman"/>
                 <w:iCs/>
                 <w:sz w:val="20"/>
                 <w:szCs w:val="20"/>
@@ -2893,7 +2875,7 @@
             <w:pPr>
               <w:jc w:val="center"/>
               <w:rPr>
-                <w:rFonts w:ascii="Cambria Math" w:eastAsia="新細明體" w:hAnsi="Cambria Math" w:cs="Times New Roman" w:hint="eastAsia"/>
+                <w:rFonts w:ascii="Cambria Math" w:eastAsia="新細明體" w:hAnsi="Cambria Math" w:cs="Times New Roman"/>
                 <w:iCs/>
                 <w:sz w:val="20"/>
                 <w:szCs w:val="20"/>
@@ -3185,7 +3167,7 @@
             <w:pPr>
               <w:jc w:val="center"/>
               <w:rPr>
-                <w:rFonts w:ascii="Cambria Math" w:hAnsi="Cambria Math" w:hint="eastAsia"/>
+                <w:rFonts w:ascii="Cambria Math" w:hAnsi="Cambria Math"/>
                 <w:color w:val="000000"/>
                 <w:sz w:val="20"/>
                 <w:szCs w:val="20"/>
@@ -3222,7 +3204,7 @@
             <w:pPr>
               <w:jc w:val="center"/>
               <w:rPr>
-                <w:rFonts w:ascii="Cambria Math" w:hAnsi="Cambria Math" w:hint="eastAsia"/>
+                <w:rFonts w:ascii="Cambria Math" w:hAnsi="Cambria Math"/>
                 <w:color w:val="000000"/>
                 <w:sz w:val="20"/>
                 <w:szCs w:val="20"/>
@@ -3259,7 +3241,7 @@
             <w:pPr>
               <w:jc w:val="center"/>
               <w:rPr>
-                <w:rFonts w:ascii="Cambria Math" w:hAnsi="Cambria Math" w:hint="eastAsia"/>
+                <w:rFonts w:ascii="Cambria Math" w:hAnsi="Cambria Math"/>
                 <w:color w:val="000000"/>
                 <w:sz w:val="20"/>
                 <w:szCs w:val="20"/>
@@ -3296,7 +3278,7 @@
             <w:pPr>
               <w:jc w:val="center"/>
               <w:rPr>
-                <w:rFonts w:ascii="Cambria Math" w:hAnsi="Cambria Math" w:hint="eastAsia"/>
+                <w:rFonts w:ascii="Cambria Math" w:hAnsi="Cambria Math"/>
                 <w:color w:val="000000"/>
                 <w:sz w:val="20"/>
                 <w:szCs w:val="20"/>
@@ -3333,7 +3315,7 @@
             <w:pPr>
               <w:jc w:val="center"/>
               <w:rPr>
-                <w:rFonts w:ascii="Cambria Math" w:hAnsi="Cambria Math" w:hint="eastAsia"/>
+                <w:rFonts w:ascii="Cambria Math" w:hAnsi="Cambria Math"/>
                 <w:color w:val="000000"/>
                 <w:sz w:val="20"/>
                 <w:szCs w:val="20"/>
@@ -3752,7 +3734,7 @@
             <w:pPr>
               <w:jc w:val="center"/>
               <w:rPr>
-                <w:rFonts w:ascii="Cambria Math" w:eastAsia="新細明體" w:hAnsi="Cambria Math" w:cs="Times New Roman" w:hint="eastAsia"/>
+                <w:rFonts w:ascii="Cambria Math" w:eastAsia="新細明體" w:hAnsi="Cambria Math" w:cs="Times New Roman"/>
                 <w:iCs/>
                 <w:sz w:val="20"/>
                 <w:szCs w:val="20"/>
@@ -3785,7 +3767,7 @@
             <w:pPr>
               <w:jc w:val="center"/>
               <w:rPr>
-                <w:rFonts w:ascii="Cambria Math" w:eastAsia="新細明體" w:hAnsi="Cambria Math" w:cs="Times New Roman" w:hint="eastAsia"/>
+                <w:rFonts w:ascii="Cambria Math" w:eastAsia="新細明體" w:hAnsi="Cambria Math" w:cs="Times New Roman"/>
                 <w:iCs/>
                 <w:sz w:val="20"/>
                 <w:szCs w:val="20"/>
@@ -3818,7 +3800,7 @@
             <w:pPr>
               <w:jc w:val="center"/>
               <w:rPr>
-                <w:rFonts w:ascii="Cambria Math" w:eastAsia="新細明體" w:hAnsi="Cambria Math" w:cs="Times New Roman" w:hint="eastAsia"/>
+                <w:rFonts w:ascii="Cambria Math" w:eastAsia="新細明體" w:hAnsi="Cambria Math" w:cs="Times New Roman"/>
                 <w:iCs/>
                 <w:sz w:val="20"/>
                 <w:szCs w:val="20"/>
@@ -3851,7 +3833,7 @@
             <w:pPr>
               <w:jc w:val="center"/>
               <w:rPr>
-                <w:rFonts w:ascii="Cambria Math" w:eastAsia="新細明體" w:hAnsi="Cambria Math" w:cs="Times New Roman" w:hint="eastAsia"/>
+                <w:rFonts w:ascii="Cambria Math" w:eastAsia="新細明體" w:hAnsi="Cambria Math" w:cs="Times New Roman"/>
                 <w:iCs/>
                 <w:sz w:val="20"/>
                 <w:szCs w:val="20"/>
@@ -3883,7 +3865,7 @@
             <w:pPr>
               <w:jc w:val="center"/>
               <w:rPr>
-                <w:rFonts w:ascii="Cambria Math" w:eastAsia="新細明體" w:hAnsi="Cambria Math" w:cs="Times New Roman" w:hint="eastAsia"/>
+                <w:rFonts w:ascii="Cambria Math" w:eastAsia="新細明體" w:hAnsi="Cambria Math" w:cs="Times New Roman"/>
                 <w:iCs/>
                 <w:sz w:val="20"/>
                 <w:szCs w:val="20"/>
@@ -4136,7 +4118,7 @@
             <w:pPr>
               <w:jc w:val="center"/>
               <w:rPr>
-                <w:rFonts w:ascii="Cambria Math" w:eastAsia="新細明體" w:hAnsi="Cambria Math" w:cs="Times New Roman" w:hint="eastAsia"/>
+                <w:rFonts w:ascii="Cambria Math" w:eastAsia="新細明體" w:hAnsi="Cambria Math" w:cs="Times New Roman"/>
                 <w:iCs/>
                 <w:sz w:val="20"/>
                 <w:szCs w:val="20"/>
@@ -4169,7 +4151,7 @@
             <w:pPr>
               <w:jc w:val="center"/>
               <w:rPr>
-                <w:rFonts w:ascii="Cambria Math" w:eastAsia="新細明體" w:hAnsi="Cambria Math" w:cs="Times New Roman" w:hint="eastAsia"/>
+                <w:rFonts w:ascii="Cambria Math" w:eastAsia="新細明體" w:hAnsi="Cambria Math" w:cs="Times New Roman"/>
                 <w:iCs/>
                 <w:sz w:val="20"/>
                 <w:szCs w:val="20"/>
@@ -4202,7 +4184,7 @@
             <w:pPr>
               <w:jc w:val="center"/>
               <w:rPr>
-                <w:rFonts w:ascii="Cambria Math" w:eastAsia="新細明體" w:hAnsi="Cambria Math" w:cs="Times New Roman" w:hint="eastAsia"/>
+                <w:rFonts w:ascii="Cambria Math" w:eastAsia="新細明體" w:hAnsi="Cambria Math" w:cs="Times New Roman"/>
                 <w:iCs/>
                 <w:sz w:val="20"/>
                 <w:szCs w:val="20"/>
@@ -4235,7 +4217,7 @@
             <w:pPr>
               <w:jc w:val="center"/>
               <w:rPr>
-                <w:rFonts w:ascii="Cambria Math" w:eastAsia="新細明體" w:hAnsi="Cambria Math" w:cs="Times New Roman" w:hint="eastAsia"/>
+                <w:rFonts w:ascii="Cambria Math" w:eastAsia="新細明體" w:hAnsi="Cambria Math" w:cs="Times New Roman"/>
                 <w:iCs/>
                 <w:sz w:val="20"/>
                 <w:szCs w:val="20"/>
@@ -4267,7 +4249,7 @@
             <w:pPr>
               <w:jc w:val="center"/>
               <w:rPr>
-                <w:rFonts w:ascii="Cambria Math" w:eastAsia="新細明體" w:hAnsi="Cambria Math" w:cs="Times New Roman" w:hint="eastAsia"/>
+                <w:rFonts w:ascii="Cambria Math" w:eastAsia="新細明體" w:hAnsi="Cambria Math" w:cs="Times New Roman"/>
                 <w:iCs/>
                 <w:sz w:val="20"/>
                 <w:szCs w:val="20"/>
@@ -4327,7 +4309,7 @@
             <w:pPr>
               <w:jc w:val="center"/>
               <w:rPr>
-                <w:rFonts w:ascii="Cambria Math" w:eastAsia="新細明體" w:hAnsi="Cambria Math" w:cs="Times New Roman" w:hint="eastAsia"/>
+                <w:rFonts w:ascii="Cambria Math" w:eastAsia="新細明體" w:hAnsi="Cambria Math" w:cs="Times New Roman"/>
                 <w:iCs/>
                 <w:sz w:val="20"/>
                 <w:szCs w:val="20"/>
@@ -4360,7 +4342,7 @@
             <w:pPr>
               <w:jc w:val="center"/>
               <w:rPr>
-                <w:rFonts w:ascii="Cambria Math" w:eastAsia="新細明體" w:hAnsi="Cambria Math" w:cs="Times New Roman" w:hint="eastAsia"/>
+                <w:rFonts w:ascii="Cambria Math" w:eastAsia="新細明體" w:hAnsi="Cambria Math" w:cs="Times New Roman"/>
                 <w:iCs/>
                 <w:sz w:val="20"/>
                 <w:szCs w:val="20"/>
@@ -4393,7 +4375,7 @@
             <w:pPr>
               <w:jc w:val="center"/>
               <w:rPr>
-                <w:rFonts w:ascii="Cambria Math" w:eastAsia="新細明體" w:hAnsi="Cambria Math" w:cs="Times New Roman" w:hint="eastAsia"/>
+                <w:rFonts w:ascii="Cambria Math" w:eastAsia="新細明體" w:hAnsi="Cambria Math" w:cs="Times New Roman"/>
                 <w:iCs/>
                 <w:sz w:val="20"/>
                 <w:szCs w:val="20"/>
@@ -4426,7 +4408,7 @@
             <w:pPr>
               <w:jc w:val="center"/>
               <w:rPr>
-                <w:rFonts w:ascii="Cambria Math" w:eastAsia="新細明體" w:hAnsi="Cambria Math" w:cs="Times New Roman" w:hint="eastAsia"/>
+                <w:rFonts w:ascii="Cambria Math" w:eastAsia="新細明體" w:hAnsi="Cambria Math" w:cs="Times New Roman"/>
                 <w:iCs/>
                 <w:sz w:val="20"/>
                 <w:szCs w:val="20"/>
@@ -4458,7 +4440,7 @@
             <w:pPr>
               <w:jc w:val="center"/>
               <w:rPr>
-                <w:rFonts w:ascii="Cambria Math" w:eastAsia="新細明體" w:hAnsi="Cambria Math" w:cs="Times New Roman" w:hint="eastAsia"/>
+                <w:rFonts w:ascii="Cambria Math" w:eastAsia="新細明體" w:hAnsi="Cambria Math" w:cs="Times New Roman"/>
                 <w:iCs/>
                 <w:sz w:val="20"/>
                 <w:szCs w:val="20"/>
@@ -4518,7 +4500,7 @@
             <w:pPr>
               <w:jc w:val="center"/>
               <w:rPr>
-                <w:rFonts w:ascii="Cambria Math" w:eastAsia="新細明體" w:hAnsi="Cambria Math" w:cs="Times New Roman" w:hint="eastAsia"/>
+                <w:rFonts w:ascii="Cambria Math" w:eastAsia="新細明體" w:hAnsi="Cambria Math" w:cs="Times New Roman"/>
                 <w:iCs/>
                 <w:sz w:val="20"/>
                 <w:szCs w:val="20"/>
@@ -4551,7 +4533,7 @@
             <w:pPr>
               <w:jc w:val="center"/>
               <w:rPr>
-                <w:rFonts w:ascii="Cambria Math" w:eastAsia="新細明體" w:hAnsi="Cambria Math" w:cs="Times New Roman" w:hint="eastAsia"/>
+                <w:rFonts w:ascii="Cambria Math" w:eastAsia="新細明體" w:hAnsi="Cambria Math" w:cs="Times New Roman"/>
                 <w:iCs/>
                 <w:sz w:val="20"/>
                 <w:szCs w:val="20"/>
@@ -4584,7 +4566,7 @@
             <w:pPr>
               <w:jc w:val="center"/>
               <w:rPr>
-                <w:rFonts w:ascii="Cambria Math" w:eastAsia="新細明體" w:hAnsi="Cambria Math" w:cs="Times New Roman" w:hint="eastAsia"/>
+                <w:rFonts w:ascii="Cambria Math" w:eastAsia="新細明體" w:hAnsi="Cambria Math" w:cs="Times New Roman"/>
                 <w:iCs/>
                 <w:sz w:val="20"/>
                 <w:szCs w:val="20"/>
@@ -4617,7 +4599,7 @@
             <w:pPr>
               <w:jc w:val="center"/>
               <w:rPr>
-                <w:rFonts w:ascii="Cambria Math" w:eastAsia="新細明體" w:hAnsi="Cambria Math" w:cs="Times New Roman" w:hint="eastAsia"/>
+                <w:rFonts w:ascii="Cambria Math" w:eastAsia="新細明體" w:hAnsi="Cambria Math" w:cs="Times New Roman"/>
                 <w:iCs/>
                 <w:sz w:val="20"/>
                 <w:szCs w:val="20"/>
@@ -4649,7 +4631,7 @@
             <w:pPr>
               <w:jc w:val="center"/>
               <w:rPr>
-                <w:rFonts w:ascii="Cambria Math" w:eastAsia="新細明體" w:hAnsi="Cambria Math" w:cs="Times New Roman" w:hint="eastAsia"/>
+                <w:rFonts w:ascii="Cambria Math" w:eastAsia="新細明體" w:hAnsi="Cambria Math" w:cs="Times New Roman"/>
                 <w:iCs/>
                 <w:sz w:val="20"/>
                 <w:szCs w:val="20"/>
@@ -4932,7 +4914,7 @@
             <w:pPr>
               <w:jc w:val="center"/>
               <w:rPr>
-                <w:rFonts w:ascii="Cambria Math" w:hAnsi="Cambria Math" w:hint="eastAsia"/>
+                <w:rFonts w:ascii="Cambria Math" w:hAnsi="Cambria Math"/>
                 <w:color w:val="000000"/>
                 <w:sz w:val="20"/>
                 <w:szCs w:val="20"/>
@@ -4965,7 +4947,7 @@
             <w:pPr>
               <w:jc w:val="center"/>
               <w:rPr>
-                <w:rFonts w:ascii="Cambria Math" w:hAnsi="Cambria Math" w:hint="eastAsia"/>
+                <w:rFonts w:ascii="Cambria Math" w:hAnsi="Cambria Math"/>
                 <w:color w:val="000000"/>
                 <w:sz w:val="20"/>
                 <w:szCs w:val="20"/>
@@ -4998,7 +4980,7 @@
             <w:pPr>
               <w:jc w:val="center"/>
               <w:rPr>
-                <w:rFonts w:ascii="Cambria Math" w:hAnsi="Cambria Math" w:hint="eastAsia"/>
+                <w:rFonts w:ascii="Cambria Math" w:hAnsi="Cambria Math"/>
                 <w:color w:val="000000"/>
                 <w:sz w:val="20"/>
                 <w:szCs w:val="20"/>
@@ -5031,7 +5013,7 @@
             <w:pPr>
               <w:jc w:val="center"/>
               <w:rPr>
-                <w:rFonts w:ascii="Cambria Math" w:hAnsi="Cambria Math" w:hint="eastAsia"/>
+                <w:rFonts w:ascii="Cambria Math" w:hAnsi="Cambria Math"/>
                 <w:color w:val="000000"/>
                 <w:sz w:val="20"/>
                 <w:szCs w:val="20"/>
@@ -5063,7 +5045,7 @@
             <w:pPr>
               <w:jc w:val="center"/>
               <w:rPr>
-                <w:rFonts w:ascii="Cambria Math" w:hAnsi="Cambria Math" w:hint="eastAsia"/>
+                <w:rFonts w:ascii="Cambria Math" w:hAnsi="Cambria Math"/>
                 <w:color w:val="000000"/>
                 <w:sz w:val="20"/>
                 <w:szCs w:val="20"/>
@@ -5106,6 +5088,7 @@
               <w:rPr>
                 <w:rFonts w:ascii="Times New Roman" w:eastAsia="新細明體" w:hAnsi="Times New Roman" w:cs="Times New Roman" w:hint="eastAsia"/>
                 <w:iCs/>
+                <w:lang w:val="es-ES"/>
               </w:rPr>
               <w:t xml:space="preserve">Scenario 3: </w:t>
             </w:r>
@@ -5140,6 +5123,7 @@
               <m:r>
                 <w:rPr>
                   <w:rFonts w:ascii="Cambria Math" w:eastAsia="新細明體" w:hAnsi="Cambria Math" w:cs="Times New Roman"/>
+                  <w:lang w:val="es-ES"/>
                 </w:rPr>
                 <m:t>=0.3,</m:t>
               </m:r>
@@ -5173,6 +5157,7 @@
                   <m:r>
                     <w:rPr>
                       <w:rFonts w:ascii="Cambria Math" w:eastAsia="新細明體" w:hAnsi="Cambria Math" w:cs="Times New Roman"/>
+                      <w:lang w:val="es-ES"/>
                     </w:rPr>
                     <m:t>2</m:t>
                   </m:r>
@@ -5181,6 +5166,7 @@
               <m:r>
                 <w:rPr>
                   <w:rFonts w:ascii="Cambria Math" w:eastAsia="新細明體" w:hAnsi="Cambria Math" w:cs="Times New Roman"/>
+                  <w:lang w:val="es-ES"/>
                 </w:rPr>
                 <m:t>=2</m:t>
               </m:r>
@@ -5188,6 +5174,7 @@
             <w:r>
               <w:rPr>
                 <w:rFonts w:ascii="Times New Roman" w:eastAsia="新細明體" w:hAnsi="Times New Roman" w:cs="Times New Roman" w:hint="eastAsia"/>
+                <w:lang w:val="es-ES"/>
               </w:rPr>
               <w:t xml:space="preserve">. </w:t>
             </w:r>
@@ -5494,7 +5481,7 @@
             <w:pPr>
               <w:jc w:val="center"/>
               <w:rPr>
-                <w:rFonts w:ascii="Cambria Math" w:eastAsia="新細明體" w:hAnsi="Cambria Math" w:cs="Times New Roman" w:hint="eastAsia"/>
+                <w:rFonts w:ascii="Cambria Math" w:eastAsia="新細明體" w:hAnsi="Cambria Math" w:cs="Times New Roman"/>
                 <w:iCs/>
                 <w:sz w:val="20"/>
                 <w:szCs w:val="20"/>
@@ -5531,7 +5518,7 @@
             <w:pPr>
               <w:jc w:val="center"/>
               <w:rPr>
-                <w:rFonts w:ascii="Cambria Math" w:eastAsia="新細明體" w:hAnsi="Cambria Math" w:cs="Times New Roman" w:hint="eastAsia"/>
+                <w:rFonts w:ascii="Cambria Math" w:eastAsia="新細明體" w:hAnsi="Cambria Math" w:cs="Times New Roman"/>
                 <w:iCs/>
                 <w:sz w:val="20"/>
                 <w:szCs w:val="20"/>
@@ -5568,7 +5555,7 @@
             <w:pPr>
               <w:jc w:val="center"/>
               <w:rPr>
-                <w:rFonts w:ascii="Cambria Math" w:eastAsia="新細明體" w:hAnsi="Cambria Math" w:cs="Times New Roman" w:hint="eastAsia"/>
+                <w:rFonts w:ascii="Cambria Math" w:eastAsia="新細明體" w:hAnsi="Cambria Math" w:cs="Times New Roman"/>
                 <w:iCs/>
                 <w:sz w:val="20"/>
                 <w:szCs w:val="20"/>
@@ -5605,7 +5592,7 @@
             <w:pPr>
               <w:jc w:val="center"/>
               <w:rPr>
-                <w:rFonts w:ascii="Cambria Math" w:eastAsia="新細明體" w:hAnsi="Cambria Math" w:cs="Times New Roman" w:hint="eastAsia"/>
+                <w:rFonts w:ascii="Cambria Math" w:eastAsia="新細明體" w:hAnsi="Cambria Math" w:cs="Times New Roman"/>
                 <w:iCs/>
                 <w:sz w:val="20"/>
                 <w:szCs w:val="20"/>
@@ -5641,7 +5628,7 @@
             <w:pPr>
               <w:jc w:val="center"/>
               <w:rPr>
-                <w:rFonts w:ascii="Cambria Math" w:eastAsia="新細明體" w:hAnsi="Cambria Math" w:cs="Times New Roman" w:hint="eastAsia"/>
+                <w:rFonts w:ascii="Cambria Math" w:eastAsia="新細明體" w:hAnsi="Cambria Math" w:cs="Times New Roman"/>
                 <w:iCs/>
                 <w:sz w:val="20"/>
                 <w:szCs w:val="20"/>
@@ -5918,7 +5905,7 @@
             <w:pPr>
               <w:jc w:val="center"/>
               <w:rPr>
-                <w:rFonts w:ascii="Cambria Math" w:eastAsia="新細明體" w:hAnsi="Cambria Math" w:cs="Times New Roman" w:hint="eastAsia"/>
+                <w:rFonts w:ascii="Cambria Math" w:eastAsia="新細明體" w:hAnsi="Cambria Math" w:cs="Times New Roman"/>
                 <w:iCs/>
                 <w:sz w:val="20"/>
                 <w:szCs w:val="20"/>
@@ -5955,7 +5942,7 @@
             <w:pPr>
               <w:jc w:val="center"/>
               <w:rPr>
-                <w:rFonts w:ascii="Cambria Math" w:eastAsia="新細明體" w:hAnsi="Cambria Math" w:cs="Times New Roman" w:hint="eastAsia"/>
+                <w:rFonts w:ascii="Cambria Math" w:eastAsia="新細明體" w:hAnsi="Cambria Math" w:cs="Times New Roman"/>
                 <w:iCs/>
                 <w:sz w:val="20"/>
                 <w:szCs w:val="20"/>
@@ -5992,7 +5979,7 @@
             <w:pPr>
               <w:jc w:val="center"/>
               <w:rPr>
-                <w:rFonts w:ascii="Cambria Math" w:eastAsia="新細明體" w:hAnsi="Cambria Math" w:cs="Times New Roman" w:hint="eastAsia"/>
+                <w:rFonts w:ascii="Cambria Math" w:eastAsia="新細明體" w:hAnsi="Cambria Math" w:cs="Times New Roman"/>
                 <w:iCs/>
                 <w:sz w:val="20"/>
                 <w:szCs w:val="20"/>
@@ -6029,7 +6016,7 @@
             <w:pPr>
               <w:jc w:val="center"/>
               <w:rPr>
-                <w:rFonts w:ascii="Cambria Math" w:eastAsia="新細明體" w:hAnsi="Cambria Math" w:cs="Times New Roman" w:hint="eastAsia"/>
+                <w:rFonts w:ascii="Cambria Math" w:eastAsia="新細明體" w:hAnsi="Cambria Math" w:cs="Times New Roman"/>
                 <w:iCs/>
                 <w:sz w:val="20"/>
                 <w:szCs w:val="20"/>
@@ -6065,7 +6052,7 @@
             <w:pPr>
               <w:jc w:val="center"/>
               <w:rPr>
-                <w:rFonts w:ascii="Cambria Math" w:eastAsia="新細明體" w:hAnsi="Cambria Math" w:cs="Times New Roman" w:hint="eastAsia"/>
+                <w:rFonts w:ascii="Cambria Math" w:eastAsia="新細明體" w:hAnsi="Cambria Math" w:cs="Times New Roman"/>
                 <w:iCs/>
                 <w:sz w:val="20"/>
                 <w:szCs w:val="20"/>
@@ -6129,7 +6116,6 @@
             <w:pPr>
               <w:jc w:val="center"/>
               <w:rPr>
-                <w:rFonts w:hint="eastAsia"/>
                 <w:color w:val="000000"/>
                 <w:sz w:val="20"/>
                 <w:szCs w:val="20"/>
@@ -6240,7 +6226,7 @@
             <w:pPr>
               <w:jc w:val="center"/>
               <w:rPr>
-                <w:rFonts w:ascii="Cambria Math" w:eastAsia="新細明體" w:hAnsi="Cambria Math" w:cs="Times New Roman" w:hint="eastAsia"/>
+                <w:rFonts w:ascii="Cambria Math" w:eastAsia="新細明體" w:hAnsi="Cambria Math" w:cs="Times New Roman"/>
                 <w:iCs/>
                 <w:sz w:val="20"/>
                 <w:szCs w:val="20"/>
@@ -6276,7 +6262,7 @@
             <w:pPr>
               <w:jc w:val="center"/>
               <w:rPr>
-                <w:rFonts w:ascii="Cambria Math" w:eastAsia="新細明體" w:hAnsi="Cambria Math" w:cs="Times New Roman" w:hint="eastAsia"/>
+                <w:rFonts w:ascii="Cambria Math" w:eastAsia="新細明體" w:hAnsi="Cambria Math" w:cs="Times New Roman"/>
                 <w:iCs/>
                 <w:sz w:val="20"/>
                 <w:szCs w:val="20"/>
@@ -6340,7 +6326,7 @@
             <w:pPr>
               <w:jc w:val="center"/>
               <w:rPr>
-                <w:rFonts w:ascii="Cambria Math" w:eastAsia="新細明體" w:hAnsi="Cambria Math" w:cs="Times New Roman" w:hint="eastAsia"/>
+                <w:rFonts w:ascii="Cambria Math" w:eastAsia="新細明體" w:hAnsi="Cambria Math" w:cs="Times New Roman"/>
                 <w:iCs/>
                 <w:sz w:val="20"/>
                 <w:szCs w:val="20"/>
@@ -6377,7 +6363,7 @@
             <w:pPr>
               <w:jc w:val="center"/>
               <w:rPr>
-                <w:rFonts w:ascii="Cambria Math" w:eastAsia="新細明體" w:hAnsi="Cambria Math" w:cs="Times New Roman" w:hint="eastAsia"/>
+                <w:rFonts w:ascii="Cambria Math" w:eastAsia="新細明體" w:hAnsi="Cambria Math" w:cs="Times New Roman"/>
                 <w:iCs/>
                 <w:sz w:val="20"/>
                 <w:szCs w:val="20"/>
@@ -6414,7 +6400,7 @@
             <w:pPr>
               <w:jc w:val="center"/>
               <w:rPr>
-                <w:rFonts w:ascii="Cambria Math" w:eastAsia="新細明體" w:hAnsi="Cambria Math" w:cs="Times New Roman" w:hint="eastAsia"/>
+                <w:rFonts w:ascii="Cambria Math" w:eastAsia="新細明體" w:hAnsi="Cambria Math" w:cs="Times New Roman"/>
                 <w:iCs/>
                 <w:sz w:val="20"/>
                 <w:szCs w:val="20"/>
@@ -6451,7 +6437,7 @@
             <w:pPr>
               <w:jc w:val="center"/>
               <w:rPr>
-                <w:rFonts w:ascii="Cambria Math" w:eastAsia="新細明體" w:hAnsi="Cambria Math" w:cs="Times New Roman" w:hint="eastAsia"/>
+                <w:rFonts w:ascii="Cambria Math" w:eastAsia="新細明體" w:hAnsi="Cambria Math" w:cs="Times New Roman"/>
                 <w:iCs/>
                 <w:sz w:val="20"/>
                 <w:szCs w:val="20"/>
@@ -6487,7 +6473,7 @@
             <w:pPr>
               <w:jc w:val="center"/>
               <w:rPr>
-                <w:rFonts w:ascii="Cambria Math" w:eastAsia="新細明體" w:hAnsi="Cambria Math" w:cs="Times New Roman" w:hint="eastAsia"/>
+                <w:rFonts w:ascii="Cambria Math" w:eastAsia="新細明體" w:hAnsi="Cambria Math" w:cs="Times New Roman"/>
                 <w:iCs/>
                 <w:sz w:val="20"/>
                 <w:szCs w:val="20"/>
@@ -6798,7 +6784,7 @@
             <w:pPr>
               <w:jc w:val="center"/>
               <w:rPr>
-                <w:rFonts w:ascii="Cambria Math" w:hAnsi="Cambria Math" w:hint="eastAsia"/>
+                <w:rFonts w:ascii="Cambria Math" w:hAnsi="Cambria Math"/>
                 <w:color w:val="000000"/>
                 <w:sz w:val="20"/>
                 <w:szCs w:val="20"/>
@@ -6835,7 +6821,7 @@
             <w:pPr>
               <w:jc w:val="center"/>
               <w:rPr>
-                <w:rFonts w:ascii="Cambria Math" w:hAnsi="Cambria Math" w:hint="eastAsia"/>
+                <w:rFonts w:ascii="Cambria Math" w:hAnsi="Cambria Math"/>
                 <w:color w:val="000000"/>
                 <w:sz w:val="20"/>
                 <w:szCs w:val="20"/>
@@ -6872,7 +6858,7 @@
             <w:pPr>
               <w:jc w:val="center"/>
               <w:rPr>
-                <w:rFonts w:ascii="Cambria Math" w:hAnsi="Cambria Math" w:hint="eastAsia"/>
+                <w:rFonts w:ascii="Cambria Math" w:hAnsi="Cambria Math"/>
                 <w:color w:val="000000"/>
                 <w:sz w:val="20"/>
                 <w:szCs w:val="20"/>
@@ -6909,7 +6895,7 @@
             <w:pPr>
               <w:jc w:val="center"/>
               <w:rPr>
-                <w:rFonts w:ascii="Cambria Math" w:hAnsi="Cambria Math" w:hint="eastAsia"/>
+                <w:rFonts w:ascii="Cambria Math" w:hAnsi="Cambria Math"/>
                 <w:color w:val="000000"/>
                 <w:sz w:val="20"/>
                 <w:szCs w:val="20"/>
@@ -6945,7 +6931,7 @@
             <w:pPr>
               <w:jc w:val="center"/>
               <w:rPr>
-                <w:rFonts w:ascii="Cambria Math" w:hAnsi="Cambria Math" w:hint="eastAsia"/>
+                <w:rFonts w:ascii="Cambria Math" w:hAnsi="Cambria Math"/>
                 <w:color w:val="000000"/>
                 <w:sz w:val="20"/>
                 <w:szCs w:val="20"/>
@@ -7410,7 +7396,7 @@
             <w:pPr>
               <w:jc w:val="center"/>
               <w:rPr>
-                <w:rFonts w:ascii="Cambria Math" w:eastAsia="新細明體" w:hAnsi="Cambria Math" w:cs="Times New Roman" w:hint="eastAsia"/>
+                <w:rFonts w:ascii="Cambria Math" w:eastAsia="新細明體" w:hAnsi="Cambria Math" w:cs="Times New Roman"/>
                 <w:iCs/>
                 <w:sz w:val="20"/>
                 <w:szCs w:val="20"/>
@@ -7447,7 +7433,7 @@
             <w:pPr>
               <w:jc w:val="center"/>
               <w:rPr>
-                <w:rFonts w:ascii="Cambria Math" w:eastAsia="新細明體" w:hAnsi="Cambria Math" w:cs="Times New Roman" w:hint="eastAsia"/>
+                <w:rFonts w:ascii="Cambria Math" w:eastAsia="新細明體" w:hAnsi="Cambria Math" w:cs="Times New Roman"/>
                 <w:iCs/>
                 <w:sz w:val="20"/>
                 <w:szCs w:val="20"/>
@@ -7484,7 +7470,7 @@
             <w:pPr>
               <w:jc w:val="center"/>
               <w:rPr>
-                <w:rFonts w:ascii="Cambria Math" w:eastAsia="新細明體" w:hAnsi="Cambria Math" w:cs="Times New Roman" w:hint="eastAsia"/>
+                <w:rFonts w:ascii="Cambria Math" w:eastAsia="新細明體" w:hAnsi="Cambria Math" w:cs="Times New Roman"/>
                 <w:iCs/>
                 <w:sz w:val="20"/>
                 <w:szCs w:val="20"/>
@@ -7521,7 +7507,7 @@
             <w:pPr>
               <w:jc w:val="center"/>
               <w:rPr>
-                <w:rFonts w:ascii="Cambria Math" w:eastAsia="新細明體" w:hAnsi="Cambria Math" w:cs="Times New Roman" w:hint="eastAsia"/>
+                <w:rFonts w:ascii="Cambria Math" w:eastAsia="新細明體" w:hAnsi="Cambria Math" w:cs="Times New Roman"/>
                 <w:iCs/>
                 <w:sz w:val="20"/>
                 <w:szCs w:val="20"/>
@@ -7557,7 +7543,7 @@
             <w:pPr>
               <w:jc w:val="center"/>
               <w:rPr>
-                <w:rFonts w:ascii="Cambria Math" w:eastAsia="新細明體" w:hAnsi="Cambria Math" w:cs="Times New Roman" w:hint="eastAsia"/>
+                <w:rFonts w:ascii="Cambria Math" w:eastAsia="新細明體" w:hAnsi="Cambria Math" w:cs="Times New Roman"/>
                 <w:iCs/>
                 <w:sz w:val="20"/>
                 <w:szCs w:val="20"/>
@@ -7843,7 +7829,7 @@
             <w:pPr>
               <w:jc w:val="center"/>
               <w:rPr>
-                <w:rFonts w:ascii="Cambria Math" w:eastAsia="新細明體" w:hAnsi="Cambria Math" w:cs="Times New Roman" w:hint="eastAsia"/>
+                <w:rFonts w:ascii="Cambria Math" w:eastAsia="新細明體" w:hAnsi="Cambria Math" w:cs="Times New Roman"/>
                 <w:iCs/>
                 <w:sz w:val="20"/>
                 <w:szCs w:val="20"/>
@@ -7880,7 +7866,7 @@
             <w:pPr>
               <w:jc w:val="center"/>
               <w:rPr>
-                <w:rFonts w:ascii="Cambria Math" w:eastAsia="新細明體" w:hAnsi="Cambria Math" w:cs="Times New Roman" w:hint="eastAsia"/>
+                <w:rFonts w:ascii="Cambria Math" w:eastAsia="新細明體" w:hAnsi="Cambria Math" w:cs="Times New Roman"/>
                 <w:iCs/>
                 <w:sz w:val="20"/>
                 <w:szCs w:val="20"/>
@@ -7917,7 +7903,7 @@
             <w:pPr>
               <w:jc w:val="center"/>
               <w:rPr>
-                <w:rFonts w:ascii="Cambria Math" w:eastAsia="新細明體" w:hAnsi="Cambria Math" w:cs="Times New Roman" w:hint="eastAsia"/>
+                <w:rFonts w:ascii="Cambria Math" w:eastAsia="新細明體" w:hAnsi="Cambria Math" w:cs="Times New Roman"/>
                 <w:iCs/>
                 <w:sz w:val="20"/>
                 <w:szCs w:val="20"/>
@@ -7954,7 +7940,7 @@
             <w:pPr>
               <w:jc w:val="center"/>
               <w:rPr>
-                <w:rFonts w:ascii="Cambria Math" w:eastAsia="新細明體" w:hAnsi="Cambria Math" w:cs="Times New Roman" w:hint="eastAsia"/>
+                <w:rFonts w:ascii="Cambria Math" w:eastAsia="新細明體" w:hAnsi="Cambria Math" w:cs="Times New Roman"/>
                 <w:iCs/>
                 <w:sz w:val="20"/>
                 <w:szCs w:val="20"/>
@@ -7990,7 +7976,7 @@
             <w:pPr>
               <w:jc w:val="center"/>
               <w:rPr>
-                <w:rFonts w:ascii="Cambria Math" w:eastAsia="新細明體" w:hAnsi="Cambria Math" w:cs="Times New Roman" w:hint="eastAsia"/>
+                <w:rFonts w:ascii="Cambria Math" w:eastAsia="新細明體" w:hAnsi="Cambria Math" w:cs="Times New Roman"/>
                 <w:iCs/>
                 <w:sz w:val="20"/>
                 <w:szCs w:val="20"/>
@@ -8054,7 +8040,7 @@
             <w:pPr>
               <w:jc w:val="center"/>
               <w:rPr>
-                <w:rFonts w:ascii="Cambria Math" w:eastAsia="新細明體" w:hAnsi="Cambria Math" w:cs="Times New Roman" w:hint="eastAsia"/>
+                <w:rFonts w:ascii="Cambria Math" w:eastAsia="新細明體" w:hAnsi="Cambria Math" w:cs="Times New Roman"/>
                 <w:iCs/>
                 <w:sz w:val="20"/>
                 <w:szCs w:val="20"/>
@@ -8091,7 +8077,7 @@
             <w:pPr>
               <w:jc w:val="center"/>
               <w:rPr>
-                <w:rFonts w:ascii="Cambria Math" w:eastAsia="新細明體" w:hAnsi="Cambria Math" w:cs="Times New Roman" w:hint="eastAsia"/>
+                <w:rFonts w:ascii="Cambria Math" w:eastAsia="新細明體" w:hAnsi="Cambria Math" w:cs="Times New Roman"/>
                 <w:iCs/>
                 <w:sz w:val="20"/>
                 <w:szCs w:val="20"/>
@@ -8128,7 +8114,7 @@
             <w:pPr>
               <w:jc w:val="center"/>
               <w:rPr>
-                <w:rFonts w:ascii="Cambria Math" w:eastAsia="新細明體" w:hAnsi="Cambria Math" w:cs="Times New Roman" w:hint="eastAsia"/>
+                <w:rFonts w:ascii="Cambria Math" w:eastAsia="新細明體" w:hAnsi="Cambria Math" w:cs="Times New Roman"/>
                 <w:iCs/>
                 <w:sz w:val="20"/>
                 <w:szCs w:val="20"/>
@@ -8165,7 +8151,7 @@
             <w:pPr>
               <w:jc w:val="center"/>
               <w:rPr>
-                <w:rFonts w:ascii="Cambria Math" w:eastAsia="新細明體" w:hAnsi="Cambria Math" w:cs="Times New Roman" w:hint="eastAsia"/>
+                <w:rFonts w:ascii="Cambria Math" w:eastAsia="新細明體" w:hAnsi="Cambria Math" w:cs="Times New Roman"/>
                 <w:iCs/>
                 <w:sz w:val="20"/>
                 <w:szCs w:val="20"/>
@@ -8201,7 +8187,7 @@
             <w:pPr>
               <w:jc w:val="center"/>
               <w:rPr>
-                <w:rFonts w:ascii="Cambria Math" w:eastAsia="新細明體" w:hAnsi="Cambria Math" w:cs="Times New Roman" w:hint="eastAsia"/>
+                <w:rFonts w:ascii="Cambria Math" w:eastAsia="新細明體" w:hAnsi="Cambria Math" w:cs="Times New Roman"/>
                 <w:iCs/>
                 <w:sz w:val="20"/>
                 <w:szCs w:val="20"/>
@@ -8265,7 +8251,7 @@
             <w:pPr>
               <w:jc w:val="center"/>
               <w:rPr>
-                <w:rFonts w:ascii="Cambria Math" w:eastAsia="新細明體" w:hAnsi="Cambria Math" w:cs="Times New Roman" w:hint="eastAsia"/>
+                <w:rFonts w:ascii="Cambria Math" w:eastAsia="新細明體" w:hAnsi="Cambria Math" w:cs="Times New Roman"/>
                 <w:iCs/>
                 <w:sz w:val="20"/>
                 <w:szCs w:val="20"/>
@@ -8302,7 +8288,7 @@
             <w:pPr>
               <w:jc w:val="center"/>
               <w:rPr>
-                <w:rFonts w:ascii="Cambria Math" w:eastAsia="新細明體" w:hAnsi="Cambria Math" w:cs="Times New Roman" w:hint="eastAsia"/>
+                <w:rFonts w:ascii="Cambria Math" w:eastAsia="新細明體" w:hAnsi="Cambria Math" w:cs="Times New Roman"/>
                 <w:iCs/>
                 <w:sz w:val="20"/>
                 <w:szCs w:val="20"/>
@@ -8339,7 +8325,7 @@
             <w:pPr>
               <w:jc w:val="center"/>
               <w:rPr>
-                <w:rFonts w:ascii="Cambria Math" w:eastAsia="新細明體" w:hAnsi="Cambria Math" w:cs="Times New Roman" w:hint="eastAsia"/>
+                <w:rFonts w:ascii="Cambria Math" w:eastAsia="新細明體" w:hAnsi="Cambria Math" w:cs="Times New Roman"/>
                 <w:iCs/>
                 <w:sz w:val="20"/>
                 <w:szCs w:val="20"/>
@@ -8376,7 +8362,7 @@
             <w:pPr>
               <w:jc w:val="center"/>
               <w:rPr>
-                <w:rFonts w:ascii="Cambria Math" w:eastAsia="新細明體" w:hAnsi="Cambria Math" w:cs="Times New Roman" w:hint="eastAsia"/>
+                <w:rFonts w:ascii="Cambria Math" w:eastAsia="新細明體" w:hAnsi="Cambria Math" w:cs="Times New Roman"/>
                 <w:iCs/>
                 <w:sz w:val="20"/>
                 <w:szCs w:val="20"/>
@@ -8412,7 +8398,7 @@
             <w:pPr>
               <w:jc w:val="center"/>
               <w:rPr>
-                <w:rFonts w:ascii="Cambria Math" w:eastAsia="新細明體" w:hAnsi="Cambria Math" w:cs="Times New Roman" w:hint="eastAsia"/>
+                <w:rFonts w:ascii="Cambria Math" w:eastAsia="新細明體" w:hAnsi="Cambria Math" w:cs="Times New Roman"/>
                 <w:iCs/>
                 <w:sz w:val="20"/>
                 <w:szCs w:val="20"/>
@@ -8723,7 +8709,7 @@
             <w:pPr>
               <w:jc w:val="center"/>
               <w:rPr>
-                <w:rFonts w:ascii="Cambria Math" w:hAnsi="Cambria Math" w:hint="eastAsia"/>
+                <w:rFonts w:ascii="Cambria Math" w:hAnsi="Cambria Math"/>
                 <w:color w:val="000000"/>
                 <w:sz w:val="20"/>
                 <w:szCs w:val="20"/>
@@ -8760,7 +8746,7 @@
             <w:pPr>
               <w:jc w:val="center"/>
               <w:rPr>
-                <w:rFonts w:ascii="Cambria Math" w:hAnsi="Cambria Math" w:hint="eastAsia"/>
+                <w:rFonts w:ascii="Cambria Math" w:hAnsi="Cambria Math"/>
                 <w:color w:val="000000"/>
                 <w:sz w:val="20"/>
                 <w:szCs w:val="20"/>
@@ -8797,7 +8783,7 @@
             <w:pPr>
               <w:jc w:val="center"/>
               <w:rPr>
-                <w:rFonts w:ascii="Cambria Math" w:hAnsi="Cambria Math" w:hint="eastAsia"/>
+                <w:rFonts w:ascii="Cambria Math" w:hAnsi="Cambria Math"/>
                 <w:color w:val="000000"/>
                 <w:sz w:val="20"/>
                 <w:szCs w:val="20"/>
@@ -8821,6 +8807,15 @@
               </w:rPr>
               <w:t xml:space="preserve"> / 0.82</w:t>
             </w:r>
+            <w:r>
+              <w:rPr>
+                <w:rFonts w:hint="eastAsia"/>
+                <w:color w:val="000000"/>
+                <w:sz w:val="20"/>
+                <w:szCs w:val="20"/>
+              </w:rPr>
+              <w:t>0</w:t>
+            </w:r>
           </w:p>
         </w:tc>
         <w:tc>
@@ -8834,7 +8829,7 @@
             <w:pPr>
               <w:jc w:val="center"/>
               <w:rPr>
-                <w:rFonts w:ascii="Cambria Math" w:hAnsi="Cambria Math" w:hint="eastAsia"/>
+                <w:rFonts w:ascii="Cambria Math" w:hAnsi="Cambria Math"/>
                 <w:color w:val="000000"/>
                 <w:sz w:val="20"/>
                 <w:szCs w:val="20"/>
@@ -8870,7 +8865,7 @@
             <w:pPr>
               <w:jc w:val="center"/>
               <w:rPr>
-                <w:rFonts w:ascii="Cambria Math" w:hAnsi="Cambria Math" w:hint="eastAsia"/>
+                <w:rFonts w:ascii="Cambria Math" w:hAnsi="Cambria Math"/>
                 <w:color w:val="000000"/>
                 <w:sz w:val="20"/>
                 <w:szCs w:val="20"/>
@@ -9326,7 +9321,7 @@
             <w:pPr>
               <w:jc w:val="center"/>
               <w:rPr>
-                <w:rFonts w:ascii="Cambria Math" w:eastAsia="新細明體" w:hAnsi="Cambria Math" w:cs="Times New Roman" w:hint="eastAsia"/>
+                <w:rFonts w:ascii="Cambria Math" w:eastAsia="新細明體" w:hAnsi="Cambria Math" w:cs="Times New Roman"/>
                 <w:iCs/>
                 <w:sz w:val="20"/>
                 <w:szCs w:val="20"/>
@@ -9363,7 +9358,7 @@
             <w:pPr>
               <w:jc w:val="center"/>
               <w:rPr>
-                <w:rFonts w:ascii="Cambria Math" w:eastAsia="新細明體" w:hAnsi="Cambria Math" w:cs="Times New Roman" w:hint="eastAsia"/>
+                <w:rFonts w:ascii="Cambria Math" w:eastAsia="新細明體" w:hAnsi="Cambria Math" w:cs="Times New Roman"/>
                 <w:iCs/>
                 <w:sz w:val="20"/>
                 <w:szCs w:val="20"/>
@@ -9400,7 +9395,7 @@
             <w:pPr>
               <w:jc w:val="center"/>
               <w:rPr>
-                <w:rFonts w:ascii="Cambria Math" w:eastAsia="新細明體" w:hAnsi="Cambria Math" w:cs="Times New Roman" w:hint="eastAsia"/>
+                <w:rFonts w:ascii="Cambria Math" w:eastAsia="新細明體" w:hAnsi="Cambria Math" w:cs="Times New Roman"/>
                 <w:iCs/>
                 <w:sz w:val="20"/>
                 <w:szCs w:val="20"/>
@@ -9437,7 +9432,7 @@
             <w:pPr>
               <w:jc w:val="center"/>
               <w:rPr>
-                <w:rFonts w:ascii="Cambria Math" w:eastAsia="新細明體" w:hAnsi="Cambria Math" w:cs="Times New Roman" w:hint="eastAsia"/>
+                <w:rFonts w:ascii="Cambria Math" w:eastAsia="新細明體" w:hAnsi="Cambria Math" w:cs="Times New Roman"/>
                 <w:iCs/>
                 <w:sz w:val="20"/>
                 <w:szCs w:val="20"/>
@@ -9473,7 +9468,7 @@
             <w:pPr>
               <w:jc w:val="center"/>
               <w:rPr>
-                <w:rFonts w:ascii="Cambria Math" w:eastAsia="新細明體" w:hAnsi="Cambria Math" w:cs="Times New Roman" w:hint="eastAsia"/>
+                <w:rFonts w:ascii="Cambria Math" w:eastAsia="新細明體" w:hAnsi="Cambria Math" w:cs="Times New Roman"/>
                 <w:iCs/>
                 <w:sz w:val="20"/>
                 <w:szCs w:val="20"/>
@@ -9759,7 +9754,7 @@
             <w:pPr>
               <w:jc w:val="center"/>
               <w:rPr>
-                <w:rFonts w:ascii="Cambria Math" w:eastAsia="新細明體" w:hAnsi="Cambria Math" w:cs="Times New Roman" w:hint="eastAsia"/>
+                <w:rFonts w:ascii="Cambria Math" w:eastAsia="新細明體" w:hAnsi="Cambria Math" w:cs="Times New Roman"/>
                 <w:iCs/>
                 <w:sz w:val="20"/>
                 <w:szCs w:val="20"/>
@@ -9796,7 +9791,7 @@
             <w:pPr>
               <w:jc w:val="center"/>
               <w:rPr>
-                <w:rFonts w:ascii="Cambria Math" w:eastAsia="新細明體" w:hAnsi="Cambria Math" w:cs="Times New Roman" w:hint="eastAsia"/>
+                <w:rFonts w:ascii="Cambria Math" w:eastAsia="新細明體" w:hAnsi="Cambria Math" w:cs="Times New Roman"/>
                 <w:iCs/>
                 <w:sz w:val="20"/>
                 <w:szCs w:val="20"/>
@@ -9833,7 +9828,7 @@
             <w:pPr>
               <w:jc w:val="center"/>
               <w:rPr>
-                <w:rFonts w:ascii="Cambria Math" w:eastAsia="新細明體" w:hAnsi="Cambria Math" w:cs="Times New Roman" w:hint="eastAsia"/>
+                <w:rFonts w:ascii="Cambria Math" w:eastAsia="新細明體" w:hAnsi="Cambria Math" w:cs="Times New Roman"/>
                 <w:iCs/>
                 <w:sz w:val="20"/>
                 <w:szCs w:val="20"/>
@@ -9870,7 +9865,7 @@
             <w:pPr>
               <w:jc w:val="center"/>
               <w:rPr>
-                <w:rFonts w:ascii="Cambria Math" w:eastAsia="新細明體" w:hAnsi="Cambria Math" w:cs="Times New Roman" w:hint="eastAsia"/>
+                <w:rFonts w:ascii="Cambria Math" w:eastAsia="新細明體" w:hAnsi="Cambria Math" w:cs="Times New Roman"/>
                 <w:iCs/>
                 <w:sz w:val="20"/>
                 <w:szCs w:val="20"/>
@@ -9906,7 +9901,7 @@
             <w:pPr>
               <w:jc w:val="center"/>
               <w:rPr>
-                <w:rFonts w:ascii="Cambria Math" w:eastAsia="新細明體" w:hAnsi="Cambria Math" w:cs="Times New Roman" w:hint="eastAsia"/>
+                <w:rFonts w:ascii="Cambria Math" w:eastAsia="新細明體" w:hAnsi="Cambria Math" w:cs="Times New Roman"/>
                 <w:iCs/>
                 <w:sz w:val="20"/>
                 <w:szCs w:val="20"/>
@@ -9970,7 +9965,7 @@
             <w:pPr>
               <w:jc w:val="center"/>
               <w:rPr>
-                <w:rFonts w:ascii="Cambria Math" w:eastAsia="新細明體" w:hAnsi="Cambria Math" w:cs="Times New Roman" w:hint="eastAsia"/>
+                <w:rFonts w:ascii="Cambria Math" w:eastAsia="新細明體" w:hAnsi="Cambria Math" w:cs="Times New Roman"/>
                 <w:iCs/>
                 <w:sz w:val="20"/>
                 <w:szCs w:val="20"/>
@@ -10007,7 +10002,7 @@
             <w:pPr>
               <w:jc w:val="center"/>
               <w:rPr>
-                <w:rFonts w:ascii="Cambria Math" w:eastAsia="新細明體" w:hAnsi="Cambria Math" w:cs="Times New Roman" w:hint="eastAsia"/>
+                <w:rFonts w:ascii="Cambria Math" w:eastAsia="新細明體" w:hAnsi="Cambria Math" w:cs="Times New Roman"/>
                 <w:iCs/>
                 <w:sz w:val="20"/>
                 <w:szCs w:val="20"/>
@@ -10044,7 +10039,7 @@
             <w:pPr>
               <w:jc w:val="center"/>
               <w:rPr>
-                <w:rFonts w:ascii="Cambria Math" w:eastAsia="新細明體" w:hAnsi="Cambria Math" w:cs="Times New Roman" w:hint="eastAsia"/>
+                <w:rFonts w:ascii="Cambria Math" w:eastAsia="新細明體" w:hAnsi="Cambria Math" w:cs="Times New Roman"/>
                 <w:iCs/>
                 <w:sz w:val="20"/>
                 <w:szCs w:val="20"/>
@@ -10081,7 +10076,7 @@
             <w:pPr>
               <w:jc w:val="center"/>
               <w:rPr>
-                <w:rFonts w:ascii="Cambria Math" w:eastAsia="新細明體" w:hAnsi="Cambria Math" w:cs="Times New Roman" w:hint="eastAsia"/>
+                <w:rFonts w:ascii="Cambria Math" w:eastAsia="新細明體" w:hAnsi="Cambria Math" w:cs="Times New Roman"/>
                 <w:iCs/>
                 <w:sz w:val="20"/>
                 <w:szCs w:val="20"/>
@@ -10117,7 +10112,7 @@
             <w:pPr>
               <w:jc w:val="center"/>
               <w:rPr>
-                <w:rFonts w:ascii="Cambria Math" w:eastAsia="新細明體" w:hAnsi="Cambria Math" w:cs="Times New Roman" w:hint="eastAsia"/>
+                <w:rFonts w:ascii="Cambria Math" w:eastAsia="新細明體" w:hAnsi="Cambria Math" w:cs="Times New Roman"/>
                 <w:iCs/>
                 <w:sz w:val="20"/>
                 <w:szCs w:val="20"/>
@@ -10181,7 +10176,7 @@
             <w:pPr>
               <w:jc w:val="center"/>
               <w:rPr>
-                <w:rFonts w:ascii="Cambria Math" w:eastAsia="新細明體" w:hAnsi="Cambria Math" w:cs="Times New Roman" w:hint="eastAsia"/>
+                <w:rFonts w:ascii="Cambria Math" w:eastAsia="新細明體" w:hAnsi="Cambria Math" w:cs="Times New Roman"/>
                 <w:iCs/>
                 <w:sz w:val="20"/>
                 <w:szCs w:val="20"/>
@@ -10218,7 +10213,7 @@
             <w:pPr>
               <w:jc w:val="center"/>
               <w:rPr>
-                <w:rFonts w:ascii="Cambria Math" w:eastAsia="新細明體" w:hAnsi="Cambria Math" w:cs="Times New Roman" w:hint="eastAsia"/>
+                <w:rFonts w:ascii="Cambria Math" w:eastAsia="新細明體" w:hAnsi="Cambria Math" w:cs="Times New Roman"/>
                 <w:iCs/>
                 <w:sz w:val="20"/>
                 <w:szCs w:val="20"/>
@@ -10255,7 +10250,7 @@
             <w:pPr>
               <w:jc w:val="center"/>
               <w:rPr>
-                <w:rFonts w:ascii="Cambria Math" w:eastAsia="新細明體" w:hAnsi="Cambria Math" w:cs="Times New Roman" w:hint="eastAsia"/>
+                <w:rFonts w:ascii="Cambria Math" w:eastAsia="新細明體" w:hAnsi="Cambria Math" w:cs="Times New Roman"/>
                 <w:iCs/>
                 <w:sz w:val="20"/>
                 <w:szCs w:val="20"/>
@@ -10292,7 +10287,7 @@
             <w:pPr>
               <w:jc w:val="center"/>
               <w:rPr>
-                <w:rFonts w:ascii="Cambria Math" w:eastAsia="新細明體" w:hAnsi="Cambria Math" w:cs="Times New Roman" w:hint="eastAsia"/>
+                <w:rFonts w:ascii="Cambria Math" w:eastAsia="新細明體" w:hAnsi="Cambria Math" w:cs="Times New Roman"/>
                 <w:iCs/>
                 <w:sz w:val="20"/>
                 <w:szCs w:val="20"/>
@@ -10328,7 +10323,7 @@
             <w:pPr>
               <w:jc w:val="center"/>
               <w:rPr>
-                <w:rFonts w:ascii="Cambria Math" w:eastAsia="新細明體" w:hAnsi="Cambria Math" w:cs="Times New Roman" w:hint="eastAsia"/>
+                <w:rFonts w:ascii="Cambria Math" w:eastAsia="新細明體" w:hAnsi="Cambria Math" w:cs="Times New Roman"/>
                 <w:iCs/>
                 <w:sz w:val="20"/>
                 <w:szCs w:val="20"/>
@@ -10612,7 +10607,7 @@
             <w:pPr>
               <w:jc w:val="center"/>
               <w:rPr>
-                <w:rFonts w:ascii="Cambria Math" w:hAnsi="Cambria Math" w:hint="eastAsia"/>
+                <w:rFonts w:ascii="Cambria Math" w:hAnsi="Cambria Math"/>
                 <w:color w:val="000000"/>
                 <w:sz w:val="20"/>
                 <w:szCs w:val="20"/>
@@ -10649,7 +10644,7 @@
             <w:pPr>
               <w:jc w:val="center"/>
               <w:rPr>
-                <w:rFonts w:ascii="Cambria Math" w:hAnsi="Cambria Math" w:hint="eastAsia"/>
+                <w:rFonts w:ascii="Cambria Math" w:hAnsi="Cambria Math"/>
                 <w:color w:val="000000"/>
                 <w:sz w:val="20"/>
                 <w:szCs w:val="20"/>
@@ -10686,7 +10681,7 @@
             <w:pPr>
               <w:jc w:val="center"/>
               <w:rPr>
-                <w:rFonts w:ascii="Cambria Math" w:hAnsi="Cambria Math" w:hint="eastAsia"/>
+                <w:rFonts w:ascii="Cambria Math" w:hAnsi="Cambria Math"/>
                 <w:color w:val="000000"/>
                 <w:sz w:val="20"/>
                 <w:szCs w:val="20"/>
@@ -10723,7 +10718,7 @@
             <w:pPr>
               <w:jc w:val="center"/>
               <w:rPr>
-                <w:rFonts w:ascii="Cambria Math" w:hAnsi="Cambria Math" w:hint="eastAsia"/>
+                <w:rFonts w:ascii="Cambria Math" w:hAnsi="Cambria Math"/>
                 <w:color w:val="000000"/>
                 <w:sz w:val="20"/>
                 <w:szCs w:val="20"/>
@@ -10759,7 +10754,7 @@
             <w:pPr>
               <w:jc w:val="center"/>
               <w:rPr>
-                <w:rFonts w:ascii="Cambria Math" w:hAnsi="Cambria Math" w:hint="eastAsia"/>
+                <w:rFonts w:ascii="Cambria Math" w:hAnsi="Cambria Math"/>
                 <w:color w:val="000000"/>
                 <w:sz w:val="20"/>
                 <w:szCs w:val="20"/>
@@ -11215,7 +11210,7 @@
             <w:pPr>
               <w:jc w:val="center"/>
               <w:rPr>
-                <w:rFonts w:ascii="Cambria Math" w:eastAsia="新細明體" w:hAnsi="Cambria Math" w:cs="Times New Roman" w:hint="eastAsia"/>
+                <w:rFonts w:ascii="Cambria Math" w:eastAsia="新細明體" w:hAnsi="Cambria Math" w:cs="Times New Roman"/>
                 <w:iCs/>
                 <w:sz w:val="20"/>
                 <w:szCs w:val="20"/>
@@ -11252,7 +11247,7 @@
             <w:pPr>
               <w:jc w:val="center"/>
               <w:rPr>
-                <w:rFonts w:ascii="Cambria Math" w:eastAsia="新細明體" w:hAnsi="Cambria Math" w:cs="Times New Roman" w:hint="eastAsia"/>
+                <w:rFonts w:ascii="Cambria Math" w:eastAsia="新細明體" w:hAnsi="Cambria Math" w:cs="Times New Roman"/>
                 <w:iCs/>
                 <w:sz w:val="20"/>
                 <w:szCs w:val="20"/>
@@ -11289,7 +11284,7 @@
             <w:pPr>
               <w:jc w:val="center"/>
               <w:rPr>
-                <w:rFonts w:ascii="Cambria Math" w:eastAsia="新細明體" w:hAnsi="Cambria Math" w:cs="Times New Roman" w:hint="eastAsia"/>
+                <w:rFonts w:ascii="Cambria Math" w:eastAsia="新細明體" w:hAnsi="Cambria Math" w:cs="Times New Roman"/>
                 <w:iCs/>
                 <w:sz w:val="20"/>
                 <w:szCs w:val="20"/>
@@ -11326,7 +11321,7 @@
             <w:pPr>
               <w:jc w:val="center"/>
               <w:rPr>
-                <w:rFonts w:ascii="Cambria Math" w:eastAsia="新細明體" w:hAnsi="Cambria Math" w:cs="Times New Roman" w:hint="eastAsia"/>
+                <w:rFonts w:ascii="Cambria Math" w:eastAsia="新細明體" w:hAnsi="Cambria Math" w:cs="Times New Roman"/>
                 <w:iCs/>
                 <w:sz w:val="20"/>
                 <w:szCs w:val="20"/>
@@ -11362,7 +11357,7 @@
             <w:pPr>
               <w:jc w:val="center"/>
               <w:rPr>
-                <w:rFonts w:ascii="Cambria Math" w:eastAsia="新細明體" w:hAnsi="Cambria Math" w:cs="Times New Roman" w:hint="eastAsia"/>
+                <w:rFonts w:ascii="Cambria Math" w:eastAsia="新細明體" w:hAnsi="Cambria Math" w:cs="Times New Roman"/>
                 <w:iCs/>
                 <w:sz w:val="20"/>
                 <w:szCs w:val="20"/>
@@ -11639,7 +11634,7 @@
             <w:pPr>
               <w:jc w:val="center"/>
               <w:rPr>
-                <w:rFonts w:ascii="Cambria Math" w:eastAsia="新細明體" w:hAnsi="Cambria Math" w:cs="Times New Roman" w:hint="eastAsia"/>
+                <w:rFonts w:ascii="Cambria Math" w:eastAsia="新細明體" w:hAnsi="Cambria Math" w:cs="Times New Roman"/>
                 <w:iCs/>
                 <w:sz w:val="20"/>
                 <w:szCs w:val="20"/>
@@ -11676,7 +11671,7 @@
             <w:pPr>
               <w:jc w:val="center"/>
               <w:rPr>
-                <w:rFonts w:ascii="Cambria Math" w:eastAsia="新細明體" w:hAnsi="Cambria Math" w:cs="Times New Roman" w:hint="eastAsia"/>
+                <w:rFonts w:ascii="Cambria Math" w:eastAsia="新細明體" w:hAnsi="Cambria Math" w:cs="Times New Roman"/>
                 <w:iCs/>
                 <w:sz w:val="20"/>
                 <w:szCs w:val="20"/>
@@ -11713,7 +11708,7 @@
             <w:pPr>
               <w:jc w:val="center"/>
               <w:rPr>
-                <w:rFonts w:ascii="Cambria Math" w:eastAsia="新細明體" w:hAnsi="Cambria Math" w:cs="Times New Roman" w:hint="eastAsia"/>
+                <w:rFonts w:ascii="Cambria Math" w:eastAsia="新細明體" w:hAnsi="Cambria Math" w:cs="Times New Roman"/>
                 <w:iCs/>
                 <w:sz w:val="20"/>
                 <w:szCs w:val="20"/>
@@ -11750,7 +11745,7 @@
             <w:pPr>
               <w:jc w:val="center"/>
               <w:rPr>
-                <w:rFonts w:ascii="Cambria Math" w:eastAsia="新細明體" w:hAnsi="Cambria Math" w:cs="Times New Roman" w:hint="eastAsia"/>
+                <w:rFonts w:ascii="Cambria Math" w:eastAsia="新細明體" w:hAnsi="Cambria Math" w:cs="Times New Roman"/>
                 <w:iCs/>
                 <w:sz w:val="20"/>
                 <w:szCs w:val="20"/>
@@ -11786,7 +11781,7 @@
             <w:pPr>
               <w:jc w:val="center"/>
               <w:rPr>
-                <w:rFonts w:ascii="Cambria Math" w:eastAsia="新細明體" w:hAnsi="Cambria Math" w:cs="Times New Roman" w:hint="eastAsia"/>
+                <w:rFonts w:ascii="Cambria Math" w:eastAsia="新細明體" w:hAnsi="Cambria Math" w:cs="Times New Roman"/>
                 <w:iCs/>
                 <w:sz w:val="20"/>
                 <w:szCs w:val="20"/>
@@ -11850,7 +11845,7 @@
             <w:pPr>
               <w:jc w:val="center"/>
               <w:rPr>
-                <w:rFonts w:ascii="Cambria Math" w:eastAsia="新細明體" w:hAnsi="Cambria Math" w:cs="Times New Roman" w:hint="eastAsia"/>
+                <w:rFonts w:ascii="Cambria Math" w:eastAsia="新細明體" w:hAnsi="Cambria Math" w:cs="Times New Roman"/>
                 <w:iCs/>
                 <w:sz w:val="20"/>
                 <w:szCs w:val="20"/>
@@ -11887,7 +11882,7 @@
             <w:pPr>
               <w:jc w:val="center"/>
               <w:rPr>
-                <w:rFonts w:ascii="Cambria Math" w:eastAsia="新細明體" w:hAnsi="Cambria Math" w:cs="Times New Roman" w:hint="eastAsia"/>
+                <w:rFonts w:ascii="Cambria Math" w:eastAsia="新細明體" w:hAnsi="Cambria Math" w:cs="Times New Roman"/>
                 <w:iCs/>
                 <w:sz w:val="20"/>
                 <w:szCs w:val="20"/>
@@ -11924,7 +11919,7 @@
             <w:pPr>
               <w:jc w:val="center"/>
               <w:rPr>
-                <w:rFonts w:ascii="Cambria Math" w:eastAsia="新細明體" w:hAnsi="Cambria Math" w:cs="Times New Roman" w:hint="eastAsia"/>
+                <w:rFonts w:ascii="Cambria Math" w:eastAsia="新細明體" w:hAnsi="Cambria Math" w:cs="Times New Roman"/>
                 <w:iCs/>
                 <w:sz w:val="20"/>
                 <w:szCs w:val="20"/>
@@ -11961,7 +11956,7 @@
             <w:pPr>
               <w:jc w:val="center"/>
               <w:rPr>
-                <w:rFonts w:ascii="Cambria Math" w:eastAsia="新細明體" w:hAnsi="Cambria Math" w:cs="Times New Roman" w:hint="eastAsia"/>
+                <w:rFonts w:ascii="Cambria Math" w:eastAsia="新細明體" w:hAnsi="Cambria Math" w:cs="Times New Roman"/>
                 <w:iCs/>
                 <w:sz w:val="20"/>
                 <w:szCs w:val="20"/>
@@ -11997,7 +11992,7 @@
             <w:pPr>
               <w:jc w:val="center"/>
               <w:rPr>
-                <w:rFonts w:ascii="Cambria Math" w:eastAsia="新細明體" w:hAnsi="Cambria Math" w:cs="Times New Roman" w:hint="eastAsia"/>
+                <w:rFonts w:ascii="Cambria Math" w:eastAsia="新細明體" w:hAnsi="Cambria Math" w:cs="Times New Roman"/>
                 <w:iCs/>
                 <w:sz w:val="20"/>
                 <w:szCs w:val="20"/>
@@ -12061,7 +12056,7 @@
             <w:pPr>
               <w:jc w:val="center"/>
               <w:rPr>
-                <w:rFonts w:ascii="Cambria Math" w:eastAsia="新細明體" w:hAnsi="Cambria Math" w:cs="Times New Roman" w:hint="eastAsia"/>
+                <w:rFonts w:ascii="Cambria Math" w:eastAsia="新細明體" w:hAnsi="Cambria Math" w:cs="Times New Roman"/>
                 <w:iCs/>
                 <w:sz w:val="20"/>
                 <w:szCs w:val="20"/>
@@ -12098,7 +12093,7 @@
             <w:pPr>
               <w:jc w:val="center"/>
               <w:rPr>
-                <w:rFonts w:ascii="Cambria Math" w:eastAsia="新細明體" w:hAnsi="Cambria Math" w:cs="Times New Roman" w:hint="eastAsia"/>
+                <w:rFonts w:ascii="Cambria Math" w:eastAsia="新細明體" w:hAnsi="Cambria Math" w:cs="Times New Roman"/>
                 <w:iCs/>
                 <w:sz w:val="20"/>
                 <w:szCs w:val="20"/>
@@ -12144,7 +12139,7 @@
             <w:pPr>
               <w:jc w:val="center"/>
               <w:rPr>
-                <w:rFonts w:ascii="Cambria Math" w:eastAsia="新細明體" w:hAnsi="Cambria Math" w:cs="Times New Roman" w:hint="eastAsia"/>
+                <w:rFonts w:ascii="Cambria Math" w:eastAsia="新細明體" w:hAnsi="Cambria Math" w:cs="Times New Roman"/>
                 <w:iCs/>
                 <w:sz w:val="20"/>
                 <w:szCs w:val="20"/>
@@ -12181,7 +12176,7 @@
             <w:pPr>
               <w:jc w:val="center"/>
               <w:rPr>
-                <w:rFonts w:ascii="Cambria Math" w:eastAsia="新細明體" w:hAnsi="Cambria Math" w:cs="Times New Roman" w:hint="eastAsia"/>
+                <w:rFonts w:ascii="Cambria Math" w:eastAsia="新細明體" w:hAnsi="Cambria Math" w:cs="Times New Roman"/>
                 <w:iCs/>
                 <w:sz w:val="20"/>
                 <w:szCs w:val="20"/>
@@ -12217,7 +12212,7 @@
             <w:pPr>
               <w:jc w:val="center"/>
               <w:rPr>
-                <w:rFonts w:ascii="Cambria Math" w:eastAsia="新細明體" w:hAnsi="Cambria Math" w:cs="Times New Roman" w:hint="eastAsia"/>
+                <w:rFonts w:ascii="Cambria Math" w:eastAsia="新細明體" w:hAnsi="Cambria Math" w:cs="Times New Roman"/>
                 <w:iCs/>
                 <w:sz w:val="20"/>
                 <w:szCs w:val="20"/>
@@ -12501,7 +12496,7 @@
             <w:pPr>
               <w:jc w:val="center"/>
               <w:rPr>
-                <w:rFonts w:ascii="Cambria Math" w:hAnsi="Cambria Math" w:hint="eastAsia"/>
+                <w:rFonts w:ascii="Cambria Math" w:hAnsi="Cambria Math"/>
                 <w:color w:val="000000"/>
                 <w:sz w:val="20"/>
                 <w:szCs w:val="20"/>
@@ -12538,7 +12533,7 @@
             <w:pPr>
               <w:jc w:val="center"/>
               <w:rPr>
-                <w:rFonts w:ascii="Cambria Math" w:hAnsi="Cambria Math" w:hint="eastAsia"/>
+                <w:rFonts w:ascii="Cambria Math" w:hAnsi="Cambria Math"/>
                 <w:color w:val="000000"/>
                 <w:sz w:val="20"/>
                 <w:szCs w:val="20"/>
@@ -12575,7 +12570,7 @@
             <w:pPr>
               <w:jc w:val="center"/>
               <w:rPr>
-                <w:rFonts w:ascii="Cambria Math" w:hAnsi="Cambria Math" w:hint="eastAsia"/>
+                <w:rFonts w:ascii="Cambria Math" w:hAnsi="Cambria Math"/>
                 <w:color w:val="000000"/>
                 <w:sz w:val="20"/>
                 <w:szCs w:val="20"/>
@@ -12612,7 +12607,7 @@
             <w:pPr>
               <w:jc w:val="center"/>
               <w:rPr>
-                <w:rFonts w:ascii="Cambria Math" w:hAnsi="Cambria Math" w:hint="eastAsia"/>
+                <w:rFonts w:ascii="Cambria Math" w:hAnsi="Cambria Math"/>
                 <w:color w:val="000000"/>
                 <w:sz w:val="20"/>
                 <w:szCs w:val="20"/>
@@ -12648,7 +12643,7 @@
             <w:pPr>
               <w:jc w:val="center"/>
               <w:rPr>
-                <w:rFonts w:ascii="Cambria Math" w:hAnsi="Cambria Math" w:hint="eastAsia"/>
+                <w:rFonts w:ascii="Cambria Math" w:hAnsi="Cambria Math"/>
                 <w:color w:val="000000"/>
                 <w:sz w:val="20"/>
                 <w:szCs w:val="20"/>
@@ -13103,7 +13098,7 @@
             <w:pPr>
               <w:jc w:val="center"/>
               <w:rPr>
-                <w:rFonts w:ascii="Cambria Math" w:eastAsia="新細明體" w:hAnsi="Cambria Math" w:cs="Times New Roman" w:hint="eastAsia"/>
+                <w:rFonts w:ascii="Cambria Math" w:eastAsia="新細明體" w:hAnsi="Cambria Math" w:cs="Times New Roman"/>
                 <w:iCs/>
                 <w:sz w:val="20"/>
                 <w:szCs w:val="20"/>
@@ -13140,7 +13135,7 @@
             <w:pPr>
               <w:jc w:val="center"/>
               <w:rPr>
-                <w:rFonts w:ascii="Cambria Math" w:eastAsia="新細明體" w:hAnsi="Cambria Math" w:cs="Times New Roman" w:hint="eastAsia"/>
+                <w:rFonts w:ascii="Cambria Math" w:eastAsia="新細明體" w:hAnsi="Cambria Math" w:cs="Times New Roman"/>
                 <w:iCs/>
                 <w:sz w:val="20"/>
                 <w:szCs w:val="20"/>
@@ -13177,7 +13172,7 @@
             <w:pPr>
               <w:jc w:val="center"/>
               <w:rPr>
-                <w:rFonts w:ascii="Cambria Math" w:eastAsia="新細明體" w:hAnsi="Cambria Math" w:cs="Times New Roman" w:hint="eastAsia"/>
+                <w:rFonts w:ascii="Cambria Math" w:eastAsia="新細明體" w:hAnsi="Cambria Math" w:cs="Times New Roman"/>
                 <w:iCs/>
                 <w:sz w:val="20"/>
                 <w:szCs w:val="20"/>
@@ -13214,7 +13209,7 @@
             <w:pPr>
               <w:jc w:val="center"/>
               <w:rPr>
-                <w:rFonts w:ascii="Cambria Math" w:eastAsia="新細明體" w:hAnsi="Cambria Math" w:cs="Times New Roman" w:hint="eastAsia"/>
+                <w:rFonts w:ascii="Cambria Math" w:eastAsia="新細明體" w:hAnsi="Cambria Math" w:cs="Times New Roman"/>
                 <w:iCs/>
                 <w:sz w:val="20"/>
                 <w:szCs w:val="20"/>
@@ -13250,7 +13245,7 @@
             <w:pPr>
               <w:jc w:val="center"/>
               <w:rPr>
-                <w:rFonts w:ascii="Cambria Math" w:eastAsia="新細明體" w:hAnsi="Cambria Math" w:cs="Times New Roman" w:hint="eastAsia"/>
+                <w:rFonts w:ascii="Cambria Math" w:eastAsia="新細明體" w:hAnsi="Cambria Math" w:cs="Times New Roman"/>
                 <w:iCs/>
                 <w:sz w:val="20"/>
                 <w:szCs w:val="20"/>
@@ -13545,7 +13540,7 @@
             <w:pPr>
               <w:jc w:val="center"/>
               <w:rPr>
-                <w:rFonts w:ascii="Cambria Math" w:eastAsia="新細明體" w:hAnsi="Cambria Math" w:cs="Times New Roman" w:hint="eastAsia"/>
+                <w:rFonts w:ascii="Cambria Math" w:eastAsia="新細明體" w:hAnsi="Cambria Math" w:cs="Times New Roman"/>
                 <w:iCs/>
                 <w:sz w:val="20"/>
                 <w:szCs w:val="20"/>
@@ -13582,7 +13577,7 @@
             <w:pPr>
               <w:jc w:val="center"/>
               <w:rPr>
-                <w:rFonts w:ascii="Cambria Math" w:eastAsia="新細明體" w:hAnsi="Cambria Math" w:cs="Times New Roman" w:hint="eastAsia"/>
+                <w:rFonts w:ascii="Cambria Math" w:eastAsia="新細明體" w:hAnsi="Cambria Math" w:cs="Times New Roman"/>
                 <w:iCs/>
                 <w:sz w:val="20"/>
                 <w:szCs w:val="20"/>
@@ -13619,7 +13614,7 @@
             <w:pPr>
               <w:jc w:val="center"/>
               <w:rPr>
-                <w:rFonts w:ascii="Cambria Math" w:eastAsia="新細明體" w:hAnsi="Cambria Math" w:cs="Times New Roman" w:hint="eastAsia"/>
+                <w:rFonts w:ascii="Cambria Math" w:eastAsia="新細明體" w:hAnsi="Cambria Math" w:cs="Times New Roman"/>
                 <w:iCs/>
                 <w:sz w:val="20"/>
                 <w:szCs w:val="20"/>
@@ -13656,7 +13651,7 @@
             <w:pPr>
               <w:jc w:val="center"/>
               <w:rPr>
-                <w:rFonts w:ascii="Cambria Math" w:eastAsia="新細明體" w:hAnsi="Cambria Math" w:cs="Times New Roman" w:hint="eastAsia"/>
+                <w:rFonts w:ascii="Cambria Math" w:eastAsia="新細明體" w:hAnsi="Cambria Math" w:cs="Times New Roman"/>
                 <w:iCs/>
                 <w:sz w:val="20"/>
                 <w:szCs w:val="20"/>
@@ -13692,7 +13687,7 @@
             <w:pPr>
               <w:jc w:val="center"/>
               <w:rPr>
-                <w:rFonts w:ascii="Cambria Math" w:eastAsia="新細明體" w:hAnsi="Cambria Math" w:cs="Times New Roman" w:hint="eastAsia"/>
+                <w:rFonts w:ascii="Cambria Math" w:eastAsia="新細明體" w:hAnsi="Cambria Math" w:cs="Times New Roman"/>
                 <w:iCs/>
                 <w:sz w:val="20"/>
                 <w:szCs w:val="20"/>
@@ -13756,7 +13751,7 @@
             <w:pPr>
               <w:jc w:val="center"/>
               <w:rPr>
-                <w:rFonts w:ascii="Cambria Math" w:eastAsia="新細明體" w:hAnsi="Cambria Math" w:cs="Times New Roman" w:hint="eastAsia"/>
+                <w:rFonts w:ascii="Cambria Math" w:eastAsia="新細明體" w:hAnsi="Cambria Math" w:cs="Times New Roman"/>
                 <w:iCs/>
                 <w:sz w:val="20"/>
                 <w:szCs w:val="20"/>
@@ -13793,7 +13788,7 @@
             <w:pPr>
               <w:jc w:val="center"/>
               <w:rPr>
-                <w:rFonts w:ascii="Cambria Math" w:eastAsia="新細明體" w:hAnsi="Cambria Math" w:cs="Times New Roman" w:hint="eastAsia"/>
+                <w:rFonts w:ascii="Cambria Math" w:eastAsia="新細明體" w:hAnsi="Cambria Math" w:cs="Times New Roman"/>
                 <w:iCs/>
                 <w:sz w:val="20"/>
                 <w:szCs w:val="20"/>
@@ -13830,7 +13825,7 @@
             <w:pPr>
               <w:jc w:val="center"/>
               <w:rPr>
-                <w:rFonts w:ascii="Cambria Math" w:eastAsia="新細明體" w:hAnsi="Cambria Math" w:cs="Times New Roman" w:hint="eastAsia"/>
+                <w:rFonts w:ascii="Cambria Math" w:eastAsia="新細明體" w:hAnsi="Cambria Math" w:cs="Times New Roman"/>
                 <w:iCs/>
                 <w:sz w:val="20"/>
                 <w:szCs w:val="20"/>
@@ -13867,7 +13862,7 @@
             <w:pPr>
               <w:jc w:val="center"/>
               <w:rPr>
-                <w:rFonts w:ascii="Cambria Math" w:eastAsia="新細明體" w:hAnsi="Cambria Math" w:cs="Times New Roman" w:hint="eastAsia"/>
+                <w:rFonts w:ascii="Cambria Math" w:eastAsia="新細明體" w:hAnsi="Cambria Math" w:cs="Times New Roman"/>
                 <w:iCs/>
                 <w:sz w:val="20"/>
                 <w:szCs w:val="20"/>
@@ -13903,7 +13898,7 @@
             <w:pPr>
               <w:jc w:val="center"/>
               <w:rPr>
-                <w:rFonts w:ascii="Cambria Math" w:eastAsia="新細明體" w:hAnsi="Cambria Math" w:cs="Times New Roman" w:hint="eastAsia"/>
+                <w:rFonts w:ascii="Cambria Math" w:eastAsia="新細明體" w:hAnsi="Cambria Math" w:cs="Times New Roman"/>
                 <w:iCs/>
                 <w:sz w:val="20"/>
                 <w:szCs w:val="20"/>
@@ -13967,7 +13962,7 @@
             <w:pPr>
               <w:jc w:val="center"/>
               <w:rPr>
-                <w:rFonts w:ascii="Cambria Math" w:eastAsia="新細明體" w:hAnsi="Cambria Math" w:cs="Times New Roman" w:hint="eastAsia"/>
+                <w:rFonts w:ascii="Cambria Math" w:eastAsia="新細明體" w:hAnsi="Cambria Math" w:cs="Times New Roman"/>
                 <w:iCs/>
                 <w:sz w:val="20"/>
                 <w:szCs w:val="20"/>
@@ -14004,7 +13999,7 @@
             <w:pPr>
               <w:jc w:val="center"/>
               <w:rPr>
-                <w:rFonts w:ascii="Cambria Math" w:eastAsia="新細明體" w:hAnsi="Cambria Math" w:cs="Times New Roman" w:hint="eastAsia"/>
+                <w:rFonts w:ascii="Cambria Math" w:eastAsia="新細明體" w:hAnsi="Cambria Math" w:cs="Times New Roman"/>
                 <w:iCs/>
                 <w:sz w:val="20"/>
                 <w:szCs w:val="20"/>
@@ -14041,7 +14036,7 @@
             <w:pPr>
               <w:jc w:val="center"/>
               <w:rPr>
-                <w:rFonts w:ascii="Cambria Math" w:eastAsia="新細明體" w:hAnsi="Cambria Math" w:cs="Times New Roman" w:hint="eastAsia"/>
+                <w:rFonts w:ascii="Cambria Math" w:eastAsia="新細明體" w:hAnsi="Cambria Math" w:cs="Times New Roman"/>
                 <w:iCs/>
                 <w:sz w:val="20"/>
                 <w:szCs w:val="20"/>
@@ -14078,7 +14073,7 @@
             <w:pPr>
               <w:jc w:val="center"/>
               <w:rPr>
-                <w:rFonts w:ascii="Cambria Math" w:eastAsia="新細明體" w:hAnsi="Cambria Math" w:cs="Times New Roman" w:hint="eastAsia"/>
+                <w:rFonts w:ascii="Cambria Math" w:eastAsia="新細明體" w:hAnsi="Cambria Math" w:cs="Times New Roman"/>
                 <w:iCs/>
                 <w:sz w:val="20"/>
                 <w:szCs w:val="20"/>
@@ -14114,7 +14109,7 @@
             <w:pPr>
               <w:jc w:val="center"/>
               <w:rPr>
-                <w:rFonts w:ascii="Cambria Math" w:eastAsia="新細明體" w:hAnsi="Cambria Math" w:cs="Times New Roman" w:hint="eastAsia"/>
+                <w:rFonts w:ascii="Cambria Math" w:eastAsia="新細明體" w:hAnsi="Cambria Math" w:cs="Times New Roman"/>
                 <w:iCs/>
                 <w:sz w:val="20"/>
                 <w:szCs w:val="20"/>
@@ -14389,7 +14384,7 @@
             <w:pPr>
               <w:jc w:val="center"/>
               <w:rPr>
-                <w:rFonts w:ascii="Cambria Math" w:hAnsi="Cambria Math" w:hint="eastAsia"/>
+                <w:rFonts w:ascii="Cambria Math" w:hAnsi="Cambria Math"/>
                 <w:color w:val="000000"/>
                 <w:sz w:val="20"/>
                 <w:szCs w:val="20"/>
@@ -14426,7 +14421,7 @@
             <w:pPr>
               <w:jc w:val="center"/>
               <w:rPr>
-                <w:rFonts w:ascii="Cambria Math" w:hAnsi="Cambria Math" w:hint="eastAsia"/>
+                <w:rFonts w:ascii="Cambria Math" w:hAnsi="Cambria Math"/>
                 <w:color w:val="000000"/>
                 <w:sz w:val="20"/>
                 <w:szCs w:val="20"/>
@@ -14463,7 +14458,7 @@
             <w:pPr>
               <w:jc w:val="center"/>
               <w:rPr>
-                <w:rFonts w:ascii="Cambria Math" w:hAnsi="Cambria Math" w:hint="eastAsia"/>
+                <w:rFonts w:ascii="Cambria Math" w:hAnsi="Cambria Math"/>
                 <w:color w:val="000000"/>
                 <w:sz w:val="20"/>
                 <w:szCs w:val="20"/>
@@ -14500,7 +14495,7 @@
             <w:pPr>
               <w:jc w:val="center"/>
               <w:rPr>
-                <w:rFonts w:ascii="Cambria Math" w:hAnsi="Cambria Math" w:hint="eastAsia"/>
+                <w:rFonts w:ascii="Cambria Math" w:hAnsi="Cambria Math"/>
                 <w:color w:val="000000"/>
                 <w:sz w:val="20"/>
                 <w:szCs w:val="20"/>
@@ -14536,7 +14531,7 @@
             <w:pPr>
               <w:jc w:val="center"/>
               <w:rPr>
-                <w:rFonts w:ascii="Cambria Math" w:hAnsi="Cambria Math" w:hint="eastAsia"/>
+                <w:rFonts w:ascii="Cambria Math" w:hAnsi="Cambria Math"/>
                 <w:color w:val="000000"/>
                 <w:sz w:val="20"/>
                 <w:szCs w:val="20"/>
@@ -14991,7 +14986,7 @@
             <w:pPr>
               <w:jc w:val="center"/>
               <w:rPr>
-                <w:rFonts w:ascii="Cambria Math" w:eastAsia="新細明體" w:hAnsi="Cambria Math" w:cs="Times New Roman" w:hint="eastAsia"/>
+                <w:rFonts w:ascii="Cambria Math" w:eastAsia="新細明體" w:hAnsi="Cambria Math" w:cs="Times New Roman"/>
                 <w:iCs/>
                 <w:sz w:val="20"/>
                 <w:szCs w:val="20"/>
@@ -15028,7 +15023,7 @@
             <w:pPr>
               <w:jc w:val="center"/>
               <w:rPr>
-                <w:rFonts w:ascii="Cambria Math" w:eastAsia="新細明體" w:hAnsi="Cambria Math" w:cs="Times New Roman" w:hint="eastAsia"/>
+                <w:rFonts w:ascii="Cambria Math" w:eastAsia="新細明體" w:hAnsi="Cambria Math" w:cs="Times New Roman"/>
                 <w:iCs/>
                 <w:sz w:val="20"/>
                 <w:szCs w:val="20"/>
@@ -15065,7 +15060,7 @@
             <w:pPr>
               <w:jc w:val="center"/>
               <w:rPr>
-                <w:rFonts w:ascii="Cambria Math" w:eastAsia="新細明體" w:hAnsi="Cambria Math" w:cs="Times New Roman" w:hint="eastAsia"/>
+                <w:rFonts w:ascii="Cambria Math" w:eastAsia="新細明體" w:hAnsi="Cambria Math" w:cs="Times New Roman"/>
                 <w:iCs/>
                 <w:sz w:val="20"/>
                 <w:szCs w:val="20"/>
@@ -15102,7 +15097,7 @@
             <w:pPr>
               <w:jc w:val="center"/>
               <w:rPr>
-                <w:rFonts w:ascii="Cambria Math" w:eastAsia="新細明體" w:hAnsi="Cambria Math" w:cs="Times New Roman" w:hint="eastAsia"/>
+                <w:rFonts w:ascii="Cambria Math" w:eastAsia="新細明體" w:hAnsi="Cambria Math" w:cs="Times New Roman"/>
                 <w:iCs/>
                 <w:sz w:val="20"/>
                 <w:szCs w:val="20"/>
@@ -15138,7 +15133,7 @@
             <w:pPr>
               <w:jc w:val="center"/>
               <w:rPr>
-                <w:rFonts w:ascii="Cambria Math" w:eastAsia="新細明體" w:hAnsi="Cambria Math" w:cs="Times New Roman" w:hint="eastAsia"/>
+                <w:rFonts w:ascii="Cambria Math" w:eastAsia="新細明體" w:hAnsi="Cambria Math" w:cs="Times New Roman"/>
                 <w:iCs/>
                 <w:sz w:val="20"/>
                 <w:szCs w:val="20"/>
@@ -15415,7 +15410,7 @@
             <w:pPr>
               <w:jc w:val="center"/>
               <w:rPr>
-                <w:rFonts w:ascii="Cambria Math" w:eastAsia="新細明體" w:hAnsi="Cambria Math" w:cs="Times New Roman" w:hint="eastAsia"/>
+                <w:rFonts w:ascii="Cambria Math" w:eastAsia="新細明體" w:hAnsi="Cambria Math" w:cs="Times New Roman"/>
                 <w:iCs/>
                 <w:sz w:val="20"/>
                 <w:szCs w:val="20"/>
@@ -15452,7 +15447,7 @@
             <w:pPr>
               <w:jc w:val="center"/>
               <w:rPr>
-                <w:rFonts w:ascii="Cambria Math" w:eastAsia="新細明體" w:hAnsi="Cambria Math" w:cs="Times New Roman" w:hint="eastAsia"/>
+                <w:rFonts w:ascii="Cambria Math" w:eastAsia="新細明體" w:hAnsi="Cambria Math" w:cs="Times New Roman"/>
                 <w:iCs/>
                 <w:sz w:val="20"/>
                 <w:szCs w:val="20"/>
@@ -15489,7 +15484,7 @@
             <w:pPr>
               <w:jc w:val="center"/>
               <w:rPr>
-                <w:rFonts w:ascii="Cambria Math" w:eastAsia="新細明體" w:hAnsi="Cambria Math" w:cs="Times New Roman" w:hint="eastAsia"/>
+                <w:rFonts w:ascii="Cambria Math" w:eastAsia="新細明體" w:hAnsi="Cambria Math" w:cs="Times New Roman"/>
                 <w:iCs/>
                 <w:sz w:val="20"/>
                 <w:szCs w:val="20"/>
@@ -15526,7 +15521,7 @@
             <w:pPr>
               <w:jc w:val="center"/>
               <w:rPr>
-                <w:rFonts w:ascii="Cambria Math" w:eastAsia="新細明體" w:hAnsi="Cambria Math" w:cs="Times New Roman" w:hint="eastAsia"/>
+                <w:rFonts w:ascii="Cambria Math" w:eastAsia="新細明體" w:hAnsi="Cambria Math" w:cs="Times New Roman"/>
                 <w:iCs/>
                 <w:sz w:val="20"/>
                 <w:szCs w:val="20"/>
@@ -15562,7 +15557,7 @@
             <w:pPr>
               <w:jc w:val="center"/>
               <w:rPr>
-                <w:rFonts w:ascii="Cambria Math" w:eastAsia="新細明體" w:hAnsi="Cambria Math" w:cs="Times New Roman" w:hint="eastAsia"/>
+                <w:rFonts w:ascii="Cambria Math" w:eastAsia="新細明體" w:hAnsi="Cambria Math" w:cs="Times New Roman"/>
                 <w:iCs/>
                 <w:sz w:val="20"/>
                 <w:szCs w:val="20"/>
@@ -15626,7 +15621,7 @@
             <w:pPr>
               <w:jc w:val="center"/>
               <w:rPr>
-                <w:rFonts w:ascii="Cambria Math" w:eastAsia="新細明體" w:hAnsi="Cambria Math" w:cs="Times New Roman" w:hint="eastAsia"/>
+                <w:rFonts w:ascii="Cambria Math" w:eastAsia="新細明體" w:hAnsi="Cambria Math" w:cs="Times New Roman"/>
                 <w:iCs/>
                 <w:sz w:val="20"/>
                 <w:szCs w:val="20"/>
@@ -15663,7 +15658,7 @@
             <w:pPr>
               <w:jc w:val="center"/>
               <w:rPr>
-                <w:rFonts w:ascii="Cambria Math" w:eastAsia="新細明體" w:hAnsi="Cambria Math" w:cs="Times New Roman" w:hint="eastAsia"/>
+                <w:rFonts w:ascii="Cambria Math" w:eastAsia="新細明體" w:hAnsi="Cambria Math" w:cs="Times New Roman"/>
                 <w:iCs/>
                 <w:sz w:val="20"/>
                 <w:szCs w:val="20"/>
@@ -15700,7 +15695,7 @@
             <w:pPr>
               <w:jc w:val="center"/>
               <w:rPr>
-                <w:rFonts w:ascii="Cambria Math" w:eastAsia="新細明體" w:hAnsi="Cambria Math" w:cs="Times New Roman" w:hint="eastAsia"/>
+                <w:rFonts w:ascii="Cambria Math" w:eastAsia="新細明體" w:hAnsi="Cambria Math" w:cs="Times New Roman"/>
                 <w:iCs/>
                 <w:sz w:val="20"/>
                 <w:szCs w:val="20"/>
@@ -15737,7 +15732,7 @@
             <w:pPr>
               <w:jc w:val="center"/>
               <w:rPr>
-                <w:rFonts w:ascii="Cambria Math" w:eastAsia="新細明體" w:hAnsi="Cambria Math" w:cs="Times New Roman" w:hint="eastAsia"/>
+                <w:rFonts w:ascii="Cambria Math" w:eastAsia="新細明體" w:hAnsi="Cambria Math" w:cs="Times New Roman"/>
                 <w:iCs/>
                 <w:sz w:val="20"/>
                 <w:szCs w:val="20"/>
@@ -15773,7 +15768,7 @@
             <w:pPr>
               <w:jc w:val="center"/>
               <w:rPr>
-                <w:rFonts w:ascii="Cambria Math" w:eastAsia="新細明體" w:hAnsi="Cambria Math" w:cs="Times New Roman" w:hint="eastAsia"/>
+                <w:rFonts w:ascii="Cambria Math" w:eastAsia="新細明體" w:hAnsi="Cambria Math" w:cs="Times New Roman"/>
                 <w:iCs/>
                 <w:sz w:val="20"/>
                 <w:szCs w:val="20"/>
@@ -15837,7 +15832,7 @@
             <w:pPr>
               <w:jc w:val="center"/>
               <w:rPr>
-                <w:rFonts w:ascii="Cambria Math" w:eastAsia="新細明體" w:hAnsi="Cambria Math" w:cs="Times New Roman" w:hint="eastAsia"/>
+                <w:rFonts w:ascii="Cambria Math" w:eastAsia="新細明體" w:hAnsi="Cambria Math" w:cs="Times New Roman"/>
                 <w:iCs/>
                 <w:sz w:val="20"/>
                 <w:szCs w:val="20"/>
@@ -15874,7 +15869,7 @@
             <w:pPr>
               <w:jc w:val="center"/>
               <w:rPr>
-                <w:rFonts w:ascii="Cambria Math" w:eastAsia="新細明體" w:hAnsi="Cambria Math" w:cs="Times New Roman" w:hint="eastAsia"/>
+                <w:rFonts w:ascii="Cambria Math" w:eastAsia="新細明體" w:hAnsi="Cambria Math" w:cs="Times New Roman"/>
                 <w:iCs/>
                 <w:sz w:val="20"/>
                 <w:szCs w:val="20"/>
@@ -15911,7 +15906,7 @@
             <w:pPr>
               <w:jc w:val="center"/>
               <w:rPr>
-                <w:rFonts w:ascii="Cambria Math" w:eastAsia="新細明體" w:hAnsi="Cambria Math" w:cs="Times New Roman" w:hint="eastAsia"/>
+                <w:rFonts w:ascii="Cambria Math" w:eastAsia="新細明體" w:hAnsi="Cambria Math" w:cs="Times New Roman"/>
                 <w:iCs/>
                 <w:sz w:val="20"/>
                 <w:szCs w:val="20"/>
@@ -15948,7 +15943,7 @@
             <w:pPr>
               <w:jc w:val="center"/>
               <w:rPr>
-                <w:rFonts w:ascii="Cambria Math" w:eastAsia="新細明體" w:hAnsi="Cambria Math" w:cs="Times New Roman" w:hint="eastAsia"/>
+                <w:rFonts w:ascii="Cambria Math" w:eastAsia="新細明體" w:hAnsi="Cambria Math" w:cs="Times New Roman"/>
                 <w:iCs/>
                 <w:sz w:val="20"/>
                 <w:szCs w:val="20"/>
@@ -15984,7 +15979,7 @@
             <w:pPr>
               <w:jc w:val="center"/>
               <w:rPr>
-                <w:rFonts w:ascii="Cambria Math" w:eastAsia="新細明體" w:hAnsi="Cambria Math" w:cs="Times New Roman" w:hint="eastAsia"/>
+                <w:rFonts w:ascii="Cambria Math" w:eastAsia="新細明體" w:hAnsi="Cambria Math" w:cs="Times New Roman"/>
                 <w:iCs/>
                 <w:sz w:val="20"/>
                 <w:szCs w:val="20"/>
@@ -16259,7 +16254,7 @@
             <w:pPr>
               <w:jc w:val="center"/>
               <w:rPr>
-                <w:rFonts w:ascii="Cambria Math" w:hAnsi="Cambria Math" w:hint="eastAsia"/>
+                <w:rFonts w:ascii="Cambria Math" w:hAnsi="Cambria Math"/>
                 <w:color w:val="000000"/>
                 <w:sz w:val="20"/>
                 <w:szCs w:val="20"/>
@@ -16296,7 +16291,7 @@
             <w:pPr>
               <w:jc w:val="center"/>
               <w:rPr>
-                <w:rFonts w:ascii="Cambria Math" w:hAnsi="Cambria Math" w:hint="eastAsia"/>
+                <w:rFonts w:ascii="Cambria Math" w:hAnsi="Cambria Math"/>
                 <w:color w:val="000000"/>
                 <w:sz w:val="20"/>
                 <w:szCs w:val="20"/>
@@ -16333,7 +16328,7 @@
             <w:pPr>
               <w:jc w:val="center"/>
               <w:rPr>
-                <w:rFonts w:ascii="Cambria Math" w:hAnsi="Cambria Math" w:hint="eastAsia"/>
+                <w:rFonts w:ascii="Cambria Math" w:hAnsi="Cambria Math"/>
                 <w:color w:val="000000"/>
                 <w:sz w:val="20"/>
                 <w:szCs w:val="20"/>
@@ -16370,7 +16365,7 @@
             <w:pPr>
               <w:jc w:val="center"/>
               <w:rPr>
-                <w:rFonts w:ascii="Cambria Math" w:hAnsi="Cambria Math" w:hint="eastAsia"/>
+                <w:rFonts w:ascii="Cambria Math" w:hAnsi="Cambria Math"/>
                 <w:color w:val="000000"/>
                 <w:sz w:val="20"/>
                 <w:szCs w:val="20"/>
@@ -16406,7 +16401,7 @@
             <w:pPr>
               <w:jc w:val="center"/>
               <w:rPr>
-                <w:rFonts w:ascii="Cambria Math" w:hAnsi="Cambria Math" w:hint="eastAsia"/>
+                <w:rFonts w:ascii="Cambria Math" w:hAnsi="Cambria Math"/>
                 <w:color w:val="000000"/>
                 <w:sz w:val="20"/>
                 <w:szCs w:val="20"/>
@@ -16861,7 +16856,7 @@
             <w:pPr>
               <w:jc w:val="center"/>
               <w:rPr>
-                <w:rFonts w:ascii="Cambria Math" w:eastAsia="新細明體" w:hAnsi="Cambria Math" w:cs="Times New Roman" w:hint="eastAsia"/>
+                <w:rFonts w:ascii="Cambria Math" w:eastAsia="新細明體" w:hAnsi="Cambria Math" w:cs="Times New Roman"/>
                 <w:iCs/>
                 <w:sz w:val="20"/>
                 <w:szCs w:val="20"/>
@@ -16898,7 +16893,7 @@
             <w:pPr>
               <w:jc w:val="center"/>
               <w:rPr>
-                <w:rFonts w:ascii="Cambria Math" w:eastAsia="新細明體" w:hAnsi="Cambria Math" w:cs="Times New Roman" w:hint="eastAsia"/>
+                <w:rFonts w:ascii="Cambria Math" w:eastAsia="新細明體" w:hAnsi="Cambria Math" w:cs="Times New Roman"/>
                 <w:iCs/>
                 <w:sz w:val="20"/>
                 <w:szCs w:val="20"/>
@@ -16935,7 +16930,7 @@
             <w:pPr>
               <w:jc w:val="center"/>
               <w:rPr>
-                <w:rFonts w:ascii="Cambria Math" w:eastAsia="新細明體" w:hAnsi="Cambria Math" w:cs="Times New Roman" w:hint="eastAsia"/>
+                <w:rFonts w:ascii="Cambria Math" w:eastAsia="新細明體" w:hAnsi="Cambria Math" w:cs="Times New Roman"/>
                 <w:iCs/>
                 <w:sz w:val="20"/>
                 <w:szCs w:val="20"/>
@@ -16972,7 +16967,7 @@
             <w:pPr>
               <w:jc w:val="center"/>
               <w:rPr>
-                <w:rFonts w:ascii="Cambria Math" w:eastAsia="新細明體" w:hAnsi="Cambria Math" w:cs="Times New Roman" w:hint="eastAsia"/>
+                <w:rFonts w:ascii="Cambria Math" w:eastAsia="新細明體" w:hAnsi="Cambria Math" w:cs="Times New Roman"/>
                 <w:iCs/>
                 <w:sz w:val="20"/>
                 <w:szCs w:val="20"/>
@@ -17008,7 +17003,7 @@
             <w:pPr>
               <w:jc w:val="center"/>
               <w:rPr>
-                <w:rFonts w:ascii="Cambria Math" w:eastAsia="新細明體" w:hAnsi="Cambria Math" w:cs="Times New Roman" w:hint="eastAsia"/>
+                <w:rFonts w:ascii="Cambria Math" w:eastAsia="新細明體" w:hAnsi="Cambria Math" w:cs="Times New Roman"/>
                 <w:iCs/>
                 <w:sz w:val="20"/>
                 <w:szCs w:val="20"/>
@@ -17285,7 +17280,7 @@
             <w:pPr>
               <w:jc w:val="center"/>
               <w:rPr>
-                <w:rFonts w:ascii="Cambria Math" w:eastAsia="新細明體" w:hAnsi="Cambria Math" w:cs="Times New Roman" w:hint="eastAsia"/>
+                <w:rFonts w:ascii="Cambria Math" w:eastAsia="新細明體" w:hAnsi="Cambria Math" w:cs="Times New Roman"/>
                 <w:iCs/>
                 <w:sz w:val="20"/>
                 <w:szCs w:val="20"/>
@@ -17331,7 +17326,7 @@
             <w:pPr>
               <w:jc w:val="center"/>
               <w:rPr>
-                <w:rFonts w:ascii="Cambria Math" w:eastAsia="新細明體" w:hAnsi="Cambria Math" w:cs="Times New Roman" w:hint="eastAsia"/>
+                <w:rFonts w:ascii="Cambria Math" w:eastAsia="新細明體" w:hAnsi="Cambria Math" w:cs="Times New Roman"/>
                 <w:iCs/>
                 <w:sz w:val="20"/>
                 <w:szCs w:val="20"/>
@@ -17368,7 +17363,7 @@
             <w:pPr>
               <w:jc w:val="center"/>
               <w:rPr>
-                <w:rFonts w:ascii="Cambria Math" w:eastAsia="新細明體" w:hAnsi="Cambria Math" w:cs="Times New Roman" w:hint="eastAsia"/>
+                <w:rFonts w:ascii="Cambria Math" w:eastAsia="新細明體" w:hAnsi="Cambria Math" w:cs="Times New Roman"/>
                 <w:iCs/>
                 <w:sz w:val="20"/>
                 <w:szCs w:val="20"/>
@@ -17405,7 +17400,7 @@
             <w:pPr>
               <w:jc w:val="center"/>
               <w:rPr>
-                <w:rFonts w:ascii="Cambria Math" w:eastAsia="新細明體" w:hAnsi="Cambria Math" w:cs="Times New Roman" w:hint="eastAsia"/>
+                <w:rFonts w:ascii="Cambria Math" w:eastAsia="新細明體" w:hAnsi="Cambria Math" w:cs="Times New Roman"/>
                 <w:iCs/>
                 <w:sz w:val="20"/>
                 <w:szCs w:val="20"/>
@@ -17441,7 +17436,7 @@
             <w:pPr>
               <w:jc w:val="center"/>
               <w:rPr>
-                <w:rFonts w:ascii="Cambria Math" w:eastAsia="新細明體" w:hAnsi="Cambria Math" w:cs="Times New Roman" w:hint="eastAsia"/>
+                <w:rFonts w:ascii="Cambria Math" w:eastAsia="新細明體" w:hAnsi="Cambria Math" w:cs="Times New Roman"/>
                 <w:iCs/>
                 <w:sz w:val="20"/>
                 <w:szCs w:val="20"/>
@@ -17505,7 +17500,7 @@
             <w:pPr>
               <w:jc w:val="center"/>
               <w:rPr>
-                <w:rFonts w:ascii="Cambria Math" w:eastAsia="新細明體" w:hAnsi="Cambria Math" w:cs="Times New Roman" w:hint="eastAsia"/>
+                <w:rFonts w:ascii="Cambria Math" w:eastAsia="新細明體" w:hAnsi="Cambria Math" w:cs="Times New Roman"/>
                 <w:iCs/>
                 <w:sz w:val="20"/>
                 <w:szCs w:val="20"/>
@@ -17542,7 +17537,7 @@
             <w:pPr>
               <w:jc w:val="center"/>
               <w:rPr>
-                <w:rFonts w:ascii="Cambria Math" w:eastAsia="新細明體" w:hAnsi="Cambria Math" w:cs="Times New Roman" w:hint="eastAsia"/>
+                <w:rFonts w:ascii="Cambria Math" w:eastAsia="新細明體" w:hAnsi="Cambria Math" w:cs="Times New Roman"/>
                 <w:iCs/>
                 <w:sz w:val="20"/>
                 <w:szCs w:val="20"/>
@@ -17579,7 +17574,7 @@
             <w:pPr>
               <w:jc w:val="center"/>
               <w:rPr>
-                <w:rFonts w:ascii="Cambria Math" w:eastAsia="新細明體" w:hAnsi="Cambria Math" w:cs="Times New Roman" w:hint="eastAsia"/>
+                <w:rFonts w:ascii="Cambria Math" w:eastAsia="新細明體" w:hAnsi="Cambria Math" w:cs="Times New Roman"/>
                 <w:iCs/>
                 <w:sz w:val="20"/>
                 <w:szCs w:val="20"/>
@@ -17616,7 +17611,7 @@
             <w:pPr>
               <w:jc w:val="center"/>
               <w:rPr>
-                <w:rFonts w:ascii="Cambria Math" w:eastAsia="新細明體" w:hAnsi="Cambria Math" w:cs="Times New Roman" w:hint="eastAsia"/>
+                <w:rFonts w:ascii="Cambria Math" w:eastAsia="新細明體" w:hAnsi="Cambria Math" w:cs="Times New Roman"/>
                 <w:iCs/>
                 <w:sz w:val="20"/>
                 <w:szCs w:val="20"/>
@@ -17652,7 +17647,7 @@
             <w:pPr>
               <w:jc w:val="center"/>
               <w:rPr>
-                <w:rFonts w:ascii="Cambria Math" w:eastAsia="新細明體" w:hAnsi="Cambria Math" w:cs="Times New Roman" w:hint="eastAsia"/>
+                <w:rFonts w:ascii="Cambria Math" w:eastAsia="新細明體" w:hAnsi="Cambria Math" w:cs="Times New Roman"/>
                 <w:iCs/>
                 <w:sz w:val="20"/>
                 <w:szCs w:val="20"/>
@@ -17716,7 +17711,7 @@
             <w:pPr>
               <w:jc w:val="center"/>
               <w:rPr>
-                <w:rFonts w:ascii="Cambria Math" w:eastAsia="新細明體" w:hAnsi="Cambria Math" w:cs="Times New Roman" w:hint="eastAsia"/>
+                <w:rFonts w:ascii="Cambria Math" w:eastAsia="新細明體" w:hAnsi="Cambria Math" w:cs="Times New Roman"/>
                 <w:iCs/>
                 <w:sz w:val="20"/>
                 <w:szCs w:val="20"/>
@@ -17753,7 +17748,7 @@
             <w:pPr>
               <w:jc w:val="center"/>
               <w:rPr>
-                <w:rFonts w:ascii="Cambria Math" w:eastAsia="新細明體" w:hAnsi="Cambria Math" w:cs="Times New Roman" w:hint="eastAsia"/>
+                <w:rFonts w:ascii="Cambria Math" w:eastAsia="新細明體" w:hAnsi="Cambria Math" w:cs="Times New Roman"/>
                 <w:iCs/>
                 <w:sz w:val="20"/>
                 <w:szCs w:val="20"/>
@@ -17790,7 +17785,7 @@
             <w:pPr>
               <w:jc w:val="center"/>
               <w:rPr>
-                <w:rFonts w:ascii="Cambria Math" w:eastAsia="新細明體" w:hAnsi="Cambria Math" w:cs="Times New Roman" w:hint="eastAsia"/>
+                <w:rFonts w:ascii="Cambria Math" w:eastAsia="新細明體" w:hAnsi="Cambria Math" w:cs="Times New Roman"/>
                 <w:iCs/>
                 <w:sz w:val="20"/>
                 <w:szCs w:val="20"/>
@@ -17827,7 +17822,7 @@
             <w:pPr>
               <w:jc w:val="center"/>
               <w:rPr>
-                <w:rFonts w:ascii="Cambria Math" w:eastAsia="新細明體" w:hAnsi="Cambria Math" w:cs="Times New Roman" w:hint="eastAsia"/>
+                <w:rFonts w:ascii="Cambria Math" w:eastAsia="新細明體" w:hAnsi="Cambria Math" w:cs="Times New Roman"/>
                 <w:iCs/>
                 <w:sz w:val="20"/>
                 <w:szCs w:val="20"/>
@@ -17863,7 +17858,7 @@
             <w:pPr>
               <w:jc w:val="center"/>
               <w:rPr>
-                <w:rFonts w:ascii="Cambria Math" w:eastAsia="新細明體" w:hAnsi="Cambria Math" w:cs="Times New Roman" w:hint="eastAsia"/>
+                <w:rFonts w:ascii="Cambria Math" w:eastAsia="新細明體" w:hAnsi="Cambria Math" w:cs="Times New Roman"/>
                 <w:iCs/>
                 <w:sz w:val="20"/>
                 <w:szCs w:val="20"/>
@@ -18138,7 +18133,7 @@
             <w:pPr>
               <w:jc w:val="center"/>
               <w:rPr>
-                <w:rFonts w:ascii="Cambria Math" w:hAnsi="Cambria Math" w:hint="eastAsia"/>
+                <w:rFonts w:ascii="Cambria Math" w:hAnsi="Cambria Math"/>
                 <w:color w:val="000000"/>
                 <w:sz w:val="20"/>
                 <w:szCs w:val="20"/>
@@ -18175,7 +18170,7 @@
             <w:pPr>
               <w:jc w:val="center"/>
               <w:rPr>
-                <w:rFonts w:ascii="Cambria Math" w:hAnsi="Cambria Math" w:hint="eastAsia"/>
+                <w:rFonts w:ascii="Cambria Math" w:hAnsi="Cambria Math"/>
                 <w:color w:val="000000"/>
                 <w:sz w:val="20"/>
                 <w:szCs w:val="20"/>
@@ -18212,7 +18207,7 @@
             <w:pPr>
               <w:jc w:val="center"/>
               <w:rPr>
-                <w:rFonts w:ascii="Cambria Math" w:hAnsi="Cambria Math" w:hint="eastAsia"/>
+                <w:rFonts w:ascii="Cambria Math" w:hAnsi="Cambria Math"/>
                 <w:color w:val="000000"/>
                 <w:sz w:val="20"/>
                 <w:szCs w:val="20"/>
@@ -18249,7 +18244,7 @@
             <w:pPr>
               <w:jc w:val="center"/>
               <w:rPr>
-                <w:rFonts w:ascii="Cambria Math" w:hAnsi="Cambria Math" w:hint="eastAsia"/>
+                <w:rFonts w:ascii="Cambria Math" w:hAnsi="Cambria Math"/>
                 <w:color w:val="000000"/>
                 <w:sz w:val="20"/>
                 <w:szCs w:val="20"/>
@@ -18285,7 +18280,7 @@
             <w:pPr>
               <w:jc w:val="center"/>
               <w:rPr>
-                <w:rFonts w:ascii="Cambria Math" w:hAnsi="Cambria Math" w:hint="eastAsia"/>
+                <w:rFonts w:ascii="Cambria Math" w:hAnsi="Cambria Math"/>
                 <w:color w:val="000000"/>
                 <w:sz w:val="20"/>
                 <w:szCs w:val="20"/>
@@ -18343,7 +18338,7 @@
       <w:pPr>
         <w:widowControl/>
         <w:rPr>
-          <w:rFonts w:ascii="Times New Roman" w:hAnsi="Times New Roman" w:cs="Times New Roman" w:hint="eastAsia"/>
+          <w:rFonts w:ascii="Times New Roman" w:hAnsi="Times New Roman" w:cs="Times New Roman"/>
         </w:rPr>
       </w:pPr>
       <w:r>
@@ -21028,26 +21023,14 @@
       <w:pPr>
         <w:jc w:val="center"/>
         <w:rPr>
-          <w:rFonts w:ascii="Times New Roman" w:hAnsi="Times New Roman" w:cs="Times New Roman" w:hint="eastAsia"/>
+          <w:rFonts w:ascii="Times New Roman" w:hAnsi="Times New Roman" w:cs="Times New Roman"/>
         </w:rPr>
       </w:pPr>
       <w:r>
         <w:rPr>
           <w:rFonts w:ascii="Times New Roman" w:hAnsi="Times New Roman" w:cs="Times New Roman" w:hint="eastAsia"/>
         </w:rPr>
-        <w:t>Figure</w:t>
-      </w:r>
-      <w:r>
-        <w:rPr>
-          <w:rFonts w:ascii="Times New Roman" w:hAnsi="Times New Roman" w:cs="Times New Roman" w:hint="eastAsia"/>
-        </w:rPr>
-        <w:t xml:space="preserve"> 2</w:t>
-      </w:r>
-      <w:r>
-        <w:rPr>
-          <w:rFonts w:ascii="Times New Roman" w:hAnsi="Times New Roman" w:cs="Times New Roman" w:hint="eastAsia"/>
-        </w:rPr>
-        <w:t xml:space="preserve">: </w:t>
+        <w:t xml:space="preserve">Figure 2: </w:t>
       </w:r>
       <w:r>
         <w:rPr>
@@ -21413,7 +21396,7 @@
             <w:pPr>
               <w:jc w:val="center"/>
               <w:rPr>
-                <w:rFonts w:ascii="Times New Roman" w:eastAsia="新細明體" w:hAnsi="Times New Roman" w:cs="Times New Roman" w:hint="eastAsia"/>
+                <w:rFonts w:ascii="Times New Roman" w:eastAsia="新細明體" w:hAnsi="Times New Roman" w:cs="Times New Roman"/>
                 <w:iCs/>
                 <w:sz w:val="20"/>
                 <w:szCs w:val="20"/>
@@ -21446,7 +21429,7 @@
             <w:pPr>
               <w:jc w:val="center"/>
               <w:rPr>
-                <w:rFonts w:ascii="Times New Roman" w:eastAsia="新細明體" w:hAnsi="Times New Roman" w:cs="Times New Roman" w:hint="eastAsia"/>
+                <w:rFonts w:ascii="Times New Roman" w:eastAsia="新細明體" w:hAnsi="Times New Roman" w:cs="Times New Roman"/>
                 <w:iCs/>
                 <w:sz w:val="20"/>
                 <w:szCs w:val="20"/>
@@ -21479,7 +21462,7 @@
             <w:pPr>
               <w:jc w:val="center"/>
               <w:rPr>
-                <w:rFonts w:ascii="Times New Roman" w:eastAsia="新細明體" w:hAnsi="Times New Roman" w:cs="Times New Roman" w:hint="eastAsia"/>
+                <w:rFonts w:ascii="Times New Roman" w:eastAsia="新細明體" w:hAnsi="Times New Roman" w:cs="Times New Roman"/>
                 <w:iCs/>
                 <w:sz w:val="20"/>
                 <w:szCs w:val="20"/>
@@ -21512,7 +21495,7 @@
             <w:pPr>
               <w:jc w:val="center"/>
               <w:rPr>
-                <w:rFonts w:ascii="Times New Roman" w:eastAsia="新細明體" w:hAnsi="Times New Roman" w:cs="Times New Roman" w:hint="eastAsia"/>
+                <w:rFonts w:ascii="Times New Roman" w:eastAsia="新細明體" w:hAnsi="Times New Roman" w:cs="Times New Roman"/>
                 <w:b/>
                 <w:bCs/>
                 <w:iCs/>
@@ -21691,7 +21674,7 @@
             <w:pPr>
               <w:jc w:val="center"/>
               <w:rPr>
-                <w:rFonts w:ascii="Times New Roman" w:eastAsia="新細明體" w:hAnsi="Times New Roman" w:cs="Times New Roman" w:hint="eastAsia"/>
+                <w:rFonts w:ascii="Times New Roman" w:eastAsia="新細明體" w:hAnsi="Times New Roman" w:cs="Times New Roman"/>
                 <w:iCs/>
                 <w:sz w:val="20"/>
                 <w:szCs w:val="20"/>
@@ -21724,7 +21707,7 @@
             <w:pPr>
               <w:jc w:val="center"/>
               <w:rPr>
-                <w:rFonts w:ascii="Times New Roman" w:eastAsia="新細明體" w:hAnsi="Times New Roman" w:cs="Times New Roman" w:hint="eastAsia"/>
+                <w:rFonts w:ascii="Times New Roman" w:eastAsia="新細明體" w:hAnsi="Times New Roman" w:cs="Times New Roman"/>
                 <w:b/>
                 <w:bCs/>
                 <w:iCs/>
@@ -21763,7 +21746,7 @@
             <w:pPr>
               <w:jc w:val="center"/>
               <w:rPr>
-                <w:rFonts w:ascii="Times New Roman" w:eastAsia="新細明體" w:hAnsi="Times New Roman" w:cs="Times New Roman" w:hint="eastAsia"/>
+                <w:rFonts w:ascii="Times New Roman" w:eastAsia="新細明體" w:hAnsi="Times New Roman" w:cs="Times New Roman"/>
                 <w:iCs/>
                 <w:sz w:val="20"/>
                 <w:szCs w:val="20"/>
@@ -21796,7 +21779,7 @@
             <w:pPr>
               <w:jc w:val="center"/>
               <w:rPr>
-                <w:rFonts w:ascii="Times New Roman" w:eastAsia="新細明體" w:hAnsi="Times New Roman" w:cs="Times New Roman" w:hint="eastAsia"/>
+                <w:rFonts w:ascii="Times New Roman" w:eastAsia="新細明體" w:hAnsi="Times New Roman" w:cs="Times New Roman"/>
                 <w:iCs/>
                 <w:sz w:val="20"/>
                 <w:szCs w:val="20"/>
@@ -21969,7 +21952,7 @@
             <w:pPr>
               <w:jc w:val="center"/>
               <w:rPr>
-                <w:rFonts w:ascii="Times New Roman" w:eastAsia="新細明體" w:hAnsi="Times New Roman" w:cs="Times New Roman" w:hint="eastAsia"/>
+                <w:rFonts w:ascii="Times New Roman" w:eastAsia="新細明體" w:hAnsi="Times New Roman" w:cs="Times New Roman"/>
                 <w:b/>
                 <w:bCs/>
                 <w:iCs/>
@@ -22008,7 +21991,7 @@
             <w:pPr>
               <w:jc w:val="center"/>
               <w:rPr>
-                <w:rFonts w:ascii="Times New Roman" w:eastAsia="新細明體" w:hAnsi="Times New Roman" w:cs="Times New Roman" w:hint="eastAsia"/>
+                <w:rFonts w:ascii="Times New Roman" w:eastAsia="新細明體" w:hAnsi="Times New Roman" w:cs="Times New Roman"/>
                 <w:iCs/>
                 <w:sz w:val="20"/>
                 <w:szCs w:val="20"/>
@@ -22041,7 +22024,7 @@
             <w:pPr>
               <w:jc w:val="center"/>
               <w:rPr>
-                <w:rFonts w:ascii="Times New Roman" w:eastAsia="新細明體" w:hAnsi="Times New Roman" w:cs="Times New Roman" w:hint="eastAsia"/>
+                <w:rFonts w:ascii="Times New Roman" w:eastAsia="新細明體" w:hAnsi="Times New Roman" w:cs="Times New Roman"/>
                 <w:iCs/>
                 <w:sz w:val="20"/>
                 <w:szCs w:val="20"/>
@@ -22074,7 +22057,7 @@
             <w:pPr>
               <w:jc w:val="center"/>
               <w:rPr>
-                <w:rFonts w:ascii="Times New Roman" w:eastAsia="新細明體" w:hAnsi="Times New Roman" w:cs="Times New Roman" w:hint="eastAsia"/>
+                <w:rFonts w:ascii="Times New Roman" w:eastAsia="新細明體" w:hAnsi="Times New Roman" w:cs="Times New Roman"/>
                 <w:iCs/>
                 <w:sz w:val="20"/>
                 <w:szCs w:val="20"/>
@@ -22247,7 +22230,7 @@
             <w:pPr>
               <w:jc w:val="center"/>
               <w:rPr>
-                <w:rFonts w:ascii="Times New Roman" w:eastAsia="新細明體" w:hAnsi="Times New Roman" w:cs="Times New Roman" w:hint="eastAsia"/>
+                <w:rFonts w:ascii="Times New Roman" w:eastAsia="新細明體" w:hAnsi="Times New Roman" w:cs="Times New Roman"/>
                 <w:iCs/>
                 <w:sz w:val="20"/>
                 <w:szCs w:val="20"/>
@@ -22280,7 +22263,7 @@
             <w:pPr>
               <w:jc w:val="center"/>
               <w:rPr>
-                <w:rFonts w:ascii="Times New Roman" w:eastAsia="新細明體" w:hAnsi="Times New Roman" w:cs="Times New Roman" w:hint="eastAsia"/>
+                <w:rFonts w:ascii="Times New Roman" w:eastAsia="新細明體" w:hAnsi="Times New Roman" w:cs="Times New Roman"/>
                 <w:iCs/>
                 <w:sz w:val="20"/>
                 <w:szCs w:val="20"/>
@@ -22313,7 +22296,7 @@
             <w:pPr>
               <w:jc w:val="center"/>
               <w:rPr>
-                <w:rFonts w:ascii="Times New Roman" w:eastAsia="新細明體" w:hAnsi="Times New Roman" w:cs="Times New Roman" w:hint="eastAsia"/>
+                <w:rFonts w:ascii="Times New Roman" w:eastAsia="新細明體" w:hAnsi="Times New Roman" w:cs="Times New Roman"/>
                 <w:b/>
                 <w:bCs/>
                 <w:iCs/>
@@ -22352,7 +22335,7 @@
             <w:pPr>
               <w:jc w:val="center"/>
               <w:rPr>
-                <w:rFonts w:ascii="Times New Roman" w:eastAsia="新細明體" w:hAnsi="Times New Roman" w:cs="Times New Roman" w:hint="eastAsia"/>
+                <w:rFonts w:ascii="Times New Roman" w:eastAsia="新細明體" w:hAnsi="Times New Roman" w:cs="Times New Roman"/>
                 <w:iCs/>
                 <w:sz w:val="20"/>
                 <w:szCs w:val="20"/>
@@ -22525,7 +22508,7 @@
             <w:pPr>
               <w:jc w:val="center"/>
               <w:rPr>
-                <w:rFonts w:ascii="Times New Roman" w:eastAsia="新細明體" w:hAnsi="Times New Roman" w:cs="Times New Roman" w:hint="eastAsia"/>
+                <w:rFonts w:ascii="Times New Roman" w:eastAsia="新細明體" w:hAnsi="Times New Roman" w:cs="Times New Roman"/>
                 <w:b/>
                 <w:bCs/>
                 <w:iCs/>
@@ -22564,7 +22547,7 @@
             <w:pPr>
               <w:jc w:val="center"/>
               <w:rPr>
-                <w:rFonts w:ascii="Times New Roman" w:eastAsia="新細明體" w:hAnsi="Times New Roman" w:cs="Times New Roman" w:hint="eastAsia"/>
+                <w:rFonts w:ascii="Times New Roman" w:eastAsia="新細明體" w:hAnsi="Times New Roman" w:cs="Times New Roman"/>
                 <w:iCs/>
                 <w:sz w:val="20"/>
                 <w:szCs w:val="20"/>
@@ -22597,7 +22580,7 @@
             <w:pPr>
               <w:jc w:val="center"/>
               <w:rPr>
-                <w:rFonts w:ascii="Times New Roman" w:eastAsia="新細明體" w:hAnsi="Times New Roman" w:cs="Times New Roman" w:hint="eastAsia"/>
+                <w:rFonts w:ascii="Times New Roman" w:eastAsia="新細明體" w:hAnsi="Times New Roman" w:cs="Times New Roman"/>
                 <w:iCs/>
                 <w:sz w:val="20"/>
                 <w:szCs w:val="20"/>
@@ -22630,7 +22613,7 @@
             <w:pPr>
               <w:jc w:val="center"/>
               <w:rPr>
-                <w:rFonts w:ascii="Times New Roman" w:eastAsia="新細明體" w:hAnsi="Times New Roman" w:cs="Times New Roman" w:hint="eastAsia"/>
+                <w:rFonts w:ascii="Times New Roman" w:eastAsia="新細明體" w:hAnsi="Times New Roman" w:cs="Times New Roman"/>
                 <w:iCs/>
                 <w:sz w:val="20"/>
                 <w:szCs w:val="20"/>
@@ -22803,7 +22786,7 @@
             <w:pPr>
               <w:jc w:val="center"/>
               <w:rPr>
-                <w:rFonts w:ascii="Times New Roman" w:eastAsia="新細明體" w:hAnsi="Times New Roman" w:cs="Times New Roman" w:hint="eastAsia"/>
+                <w:rFonts w:ascii="Times New Roman" w:eastAsia="新細明體" w:hAnsi="Times New Roman" w:cs="Times New Roman"/>
                 <w:iCs/>
                 <w:sz w:val="20"/>
                 <w:szCs w:val="20"/>
@@ -22836,7 +22819,7 @@
             <w:pPr>
               <w:jc w:val="center"/>
               <w:rPr>
-                <w:rFonts w:ascii="Times New Roman" w:eastAsia="新細明體" w:hAnsi="Times New Roman" w:cs="Times New Roman" w:hint="eastAsia"/>
+                <w:rFonts w:ascii="Times New Roman" w:eastAsia="新細明體" w:hAnsi="Times New Roman" w:cs="Times New Roman"/>
                 <w:iCs/>
                 <w:sz w:val="20"/>
                 <w:szCs w:val="20"/>
@@ -22869,7 +22852,7 @@
             <w:pPr>
               <w:jc w:val="center"/>
               <w:rPr>
-                <w:rFonts w:ascii="Times New Roman" w:eastAsia="新細明體" w:hAnsi="Times New Roman" w:cs="Times New Roman" w:hint="eastAsia"/>
+                <w:rFonts w:ascii="Times New Roman" w:eastAsia="新細明體" w:hAnsi="Times New Roman" w:cs="Times New Roman"/>
                 <w:b/>
                 <w:bCs/>
                 <w:iCs/>
@@ -22908,7 +22891,7 @@
             <w:pPr>
               <w:jc w:val="center"/>
               <w:rPr>
-                <w:rFonts w:ascii="Times New Roman" w:eastAsia="新細明體" w:hAnsi="Times New Roman" w:cs="Times New Roman" w:hint="eastAsia"/>
+                <w:rFonts w:ascii="Times New Roman" w:eastAsia="新細明體" w:hAnsi="Times New Roman" w:cs="Times New Roman"/>
                 <w:iCs/>
                 <w:sz w:val="20"/>
                 <w:szCs w:val="20"/>
@@ -23081,7 +23064,7 @@
             <w:pPr>
               <w:jc w:val="center"/>
               <w:rPr>
-                <w:rFonts w:ascii="Times New Roman" w:eastAsia="新細明體" w:hAnsi="Times New Roman" w:cs="Times New Roman" w:hint="eastAsia"/>
+                <w:rFonts w:ascii="Times New Roman" w:eastAsia="新細明體" w:hAnsi="Times New Roman" w:cs="Times New Roman"/>
                 <w:b/>
                 <w:bCs/>
                 <w:iCs/>
@@ -23120,7 +23103,7 @@
             <w:pPr>
               <w:jc w:val="center"/>
               <w:rPr>
-                <w:rFonts w:ascii="Times New Roman" w:eastAsia="新細明體" w:hAnsi="Times New Roman" w:cs="Times New Roman" w:hint="eastAsia"/>
+                <w:rFonts w:ascii="Times New Roman" w:eastAsia="新細明體" w:hAnsi="Times New Roman" w:cs="Times New Roman"/>
                 <w:iCs/>
                 <w:sz w:val="20"/>
                 <w:szCs w:val="20"/>
@@ -23153,7 +23136,7 @@
             <w:pPr>
               <w:jc w:val="center"/>
               <w:rPr>
-                <w:rFonts w:ascii="Times New Roman" w:eastAsia="新細明體" w:hAnsi="Times New Roman" w:cs="Times New Roman" w:hint="eastAsia"/>
+                <w:rFonts w:ascii="Times New Roman" w:eastAsia="新細明體" w:hAnsi="Times New Roman" w:cs="Times New Roman"/>
                 <w:iCs/>
                 <w:sz w:val="20"/>
                 <w:szCs w:val="20"/>
@@ -23186,7 +23169,7 @@
             <w:pPr>
               <w:jc w:val="center"/>
               <w:rPr>
-                <w:rFonts w:ascii="Times New Roman" w:eastAsia="新細明體" w:hAnsi="Times New Roman" w:cs="Times New Roman" w:hint="eastAsia"/>
+                <w:rFonts w:ascii="Times New Roman" w:eastAsia="新細明體" w:hAnsi="Times New Roman" w:cs="Times New Roman"/>
                 <w:iCs/>
                 <w:sz w:val="20"/>
                 <w:szCs w:val="20"/>
@@ -23359,7 +23342,7 @@
             <w:pPr>
               <w:jc w:val="center"/>
               <w:rPr>
-                <w:rFonts w:ascii="Times New Roman" w:eastAsia="新細明體" w:hAnsi="Times New Roman" w:cs="Times New Roman" w:hint="eastAsia"/>
+                <w:rFonts w:ascii="Times New Roman" w:eastAsia="新細明體" w:hAnsi="Times New Roman" w:cs="Times New Roman"/>
                 <w:iCs/>
                 <w:sz w:val="20"/>
                 <w:szCs w:val="20"/>
@@ -23392,7 +23375,7 @@
             <w:pPr>
               <w:jc w:val="center"/>
               <w:rPr>
-                <w:rFonts w:ascii="Times New Roman" w:eastAsia="新細明體" w:hAnsi="Times New Roman" w:cs="Times New Roman" w:hint="eastAsia"/>
+                <w:rFonts w:ascii="Times New Roman" w:eastAsia="新細明體" w:hAnsi="Times New Roman" w:cs="Times New Roman"/>
                 <w:iCs/>
                 <w:sz w:val="20"/>
                 <w:szCs w:val="20"/>
@@ -23425,7 +23408,7 @@
             <w:pPr>
               <w:jc w:val="center"/>
               <w:rPr>
-                <w:rFonts w:ascii="Times New Roman" w:eastAsia="新細明體" w:hAnsi="Times New Roman" w:cs="Times New Roman" w:hint="eastAsia"/>
+                <w:rFonts w:ascii="Times New Roman" w:eastAsia="新細明體" w:hAnsi="Times New Roman" w:cs="Times New Roman"/>
                 <w:b/>
                 <w:bCs/>
                 <w:iCs/>
@@ -23464,7 +23447,7 @@
             <w:pPr>
               <w:jc w:val="center"/>
               <w:rPr>
-                <w:rFonts w:ascii="Times New Roman" w:eastAsia="新細明體" w:hAnsi="Times New Roman" w:cs="Times New Roman" w:hint="eastAsia"/>
+                <w:rFonts w:ascii="Times New Roman" w:eastAsia="新細明體" w:hAnsi="Times New Roman" w:cs="Times New Roman"/>
                 <w:iCs/>
                 <w:sz w:val="20"/>
                 <w:szCs w:val="20"/>
@@ -23637,7 +23620,7 @@
             <w:pPr>
               <w:jc w:val="center"/>
               <w:rPr>
-                <w:rFonts w:ascii="Times New Roman" w:eastAsia="新細明體" w:hAnsi="Times New Roman" w:cs="Times New Roman" w:hint="eastAsia"/>
+                <w:rFonts w:ascii="Times New Roman" w:eastAsia="新細明體" w:hAnsi="Times New Roman" w:cs="Times New Roman"/>
                 <w:b/>
                 <w:bCs/>
                 <w:iCs/>
@@ -23676,7 +23659,7 @@
             <w:pPr>
               <w:jc w:val="center"/>
               <w:rPr>
-                <w:rFonts w:ascii="Times New Roman" w:eastAsia="新細明體" w:hAnsi="Times New Roman" w:cs="Times New Roman" w:hint="eastAsia"/>
+                <w:rFonts w:ascii="Times New Roman" w:eastAsia="新細明體" w:hAnsi="Times New Roman" w:cs="Times New Roman"/>
                 <w:iCs/>
                 <w:sz w:val="20"/>
                 <w:szCs w:val="20"/>
@@ -23709,7 +23692,7 @@
             <w:pPr>
               <w:jc w:val="center"/>
               <w:rPr>
-                <w:rFonts w:ascii="Times New Roman" w:eastAsia="新細明體" w:hAnsi="Times New Roman" w:cs="Times New Roman" w:hint="eastAsia"/>
+                <w:rFonts w:ascii="Times New Roman" w:eastAsia="新細明體" w:hAnsi="Times New Roman" w:cs="Times New Roman"/>
                 <w:iCs/>
                 <w:sz w:val="20"/>
                 <w:szCs w:val="20"/>
@@ -23742,7 +23725,7 @@
             <w:pPr>
               <w:jc w:val="center"/>
               <w:rPr>
-                <w:rFonts w:ascii="Times New Roman" w:eastAsia="新細明體" w:hAnsi="Times New Roman" w:cs="Times New Roman" w:hint="eastAsia"/>
+                <w:rFonts w:ascii="Times New Roman" w:eastAsia="新細明體" w:hAnsi="Times New Roman" w:cs="Times New Roman"/>
                 <w:iCs/>
                 <w:sz w:val="20"/>
                 <w:szCs w:val="20"/>
@@ -23772,26 +23755,14 @@
       <w:pPr>
         <w:jc w:val="center"/>
         <w:rPr>
-          <w:rFonts w:ascii="Times New Roman" w:hAnsi="Times New Roman" w:cs="Times New Roman" w:hint="eastAsia"/>
+          <w:rFonts w:ascii="Times New Roman" w:hAnsi="Times New Roman" w:cs="Times New Roman"/>
         </w:rPr>
       </w:pPr>
       <w:r>
         <w:rPr>
           <w:rFonts w:ascii="Times New Roman" w:hAnsi="Times New Roman" w:cs="Times New Roman" w:hint="eastAsia"/>
         </w:rPr>
-        <w:t>Figure</w:t>
-      </w:r>
-      <w:r>
-        <w:rPr>
-          <w:rFonts w:ascii="Times New Roman" w:hAnsi="Times New Roman" w:cs="Times New Roman" w:hint="eastAsia"/>
-        </w:rPr>
-        <w:t xml:space="preserve"> 3</w:t>
-      </w:r>
-      <w:r>
-        <w:rPr>
-          <w:rFonts w:ascii="Times New Roman" w:hAnsi="Times New Roman" w:cs="Times New Roman" w:hint="eastAsia"/>
-        </w:rPr>
-        <w:t xml:space="preserve">: </w:t>
+        <w:t xml:space="preserve">Figure 3: </w:t>
       </w:r>
       <w:r>
         <w:rPr>
@@ -23837,7 +23808,7 @@
       <w:pPr>
         <w:jc w:val="center"/>
         <w:rPr>
-          <w:rFonts w:ascii="Times New Roman" w:hAnsi="Times New Roman" w:cs="Times New Roman" w:hint="eastAsia"/>
+          <w:rFonts w:ascii="Times New Roman" w:hAnsi="Times New Roman" w:cs="Times New Roman"/>
         </w:rPr>
       </w:pPr>
     </w:p>
@@ -23849,6 +23820,56 @@
     </w:sectPr>
   </w:body>
 </w:document>
+</file>
+
+<file path=word/endnotes.xml><?xml version="1.0" encoding="utf-8"?>
+<w:endnotes xmlns:wpc="http://schemas.microsoft.com/office/word/2010/wordprocessingCanvas" xmlns:cx="http://schemas.microsoft.com/office/drawing/2014/chartex" xmlns:cx1="http://schemas.microsoft.com/office/drawing/2015/9/8/chartex" xmlns:cx2="http://schemas.microsoft.com/office/drawing/2015/10/21/chartex" xmlns:cx3="http://schemas.microsoft.com/office/drawing/2016/5/9/chartex" xmlns:cx4="http://schemas.microsoft.com/office/drawing/2016/5/10/chartex" xmlns:cx5="http://schemas.microsoft.com/office/drawing/2016/5/11/chartex" xmlns:cx6="http://schemas.microsoft.com/office/drawing/2016/5/12/chartex" xmlns:cx7="http://schemas.microsoft.com/office/drawing/2016/5/13/chartex" xmlns:cx8="http://schemas.microsoft.com/office/drawing/2016/5/14/chartex" xmlns:mc="http://schemas.openxmlformats.org/markup-compatibility/2006" xmlns:aink="http://schemas.microsoft.com/office/drawing/2016/ink" xmlns:am3d="http://schemas.microsoft.com/office/drawing/2017/model3d" xmlns:o="urn:schemas-microsoft-com:office:office" xmlns:oel="http://schemas.microsoft.com/office/2019/extlst" xmlns:r="http://schemas.openxmlformats.org/officeDocument/2006/relationships" xmlns:m="http://schemas.openxmlformats.org/officeDocument/2006/math" xmlns:v="urn:schemas-microsoft-com:vml" xmlns:wp14="http://schemas.microsoft.com/office/word/2010/wordprocessingDrawing" xmlns:wp="http://schemas.openxmlformats.org/drawingml/2006/wordprocessingDrawing" xmlns:w10="urn:schemas-microsoft-com:office:word" xmlns:w="http://schemas.openxmlformats.org/wordprocessingml/2006/main" xmlns:w14="http://schemas.microsoft.com/office/word/2010/wordml" xmlns:w15="http://schemas.microsoft.com/office/word/2012/wordml" xmlns:w16cex="http://schemas.microsoft.com/office/word/2018/wordml/cex" xmlns:w16cid="http://schemas.microsoft.com/office/word/2016/wordml/cid" xmlns:w16="http://schemas.microsoft.com/office/word/2018/wordml" xmlns:w16du="http://schemas.microsoft.com/office/word/2023/wordml/word16du" xmlns:w16sdtdh="http://schemas.microsoft.com/office/word/2020/wordml/sdtdatahash" xmlns:w16sdtfl="http://schemas.microsoft.com/office/word/2024/wordml/sdtformatlock" xmlns:w16se="http://schemas.microsoft.com/office/word/2015/wordml/symex" xmlns:wpg="http://schemas.microsoft.com/office/word/2010/wordprocessingGroup" xmlns:wpi="http://schemas.microsoft.com/office/word/2010/wordprocessingInk" xmlns:wne="http://schemas.microsoft.com/office/word/2006/wordml" xmlns:wps="http://schemas.microsoft.com/office/word/2010/wordprocessingShape" mc:Ignorable="w14 w15 w16se w16cid w16 w16cex w16sdtdh w16sdtfl w16du wp14">
+  <w:endnote w:type="separator" w:id="-1">
+    <w:p>
+      <w:pPr>
+        <w:spacing w:after="0" w:line="240" w:lineRule="auto"/>
+      </w:pPr>
+      <w:r>
+        <w:separator/>
+      </w:r>
+    </w:p>
+  </w:endnote>
+  <w:endnote w:type="continuationSeparator" w:id="0">
+    <w:p>
+      <w:pPr>
+        <w:spacing w:after="0" w:line="240" w:lineRule="auto"/>
+      </w:pPr>
+      <w:r>
+        <w:continuationSeparator/>
+      </w:r>
+    </w:p>
+  </w:endnote>
+</w:endnotes>
+</file>
+
+<file path=word/footnotes.xml><?xml version="1.0" encoding="utf-8"?>
+<w:footnotes xmlns:wpc="http://schemas.microsoft.com/office/word/2010/wordprocessingCanvas" xmlns:cx="http://schemas.microsoft.com/office/drawing/2014/chartex" xmlns:cx1="http://schemas.microsoft.com/office/drawing/2015/9/8/chartex" xmlns:cx2="http://schemas.microsoft.com/office/drawing/2015/10/21/chartex" xmlns:cx3="http://schemas.microsoft.com/office/drawing/2016/5/9/chartex" xmlns:cx4="http://schemas.microsoft.com/office/drawing/2016/5/10/chartex" xmlns:cx5="http://schemas.microsoft.com/office/drawing/2016/5/11/chartex" xmlns:cx6="http://schemas.microsoft.com/office/drawing/2016/5/12/chartex" xmlns:cx7="http://schemas.microsoft.com/office/drawing/2016/5/13/chartex" xmlns:cx8="http://schemas.microsoft.com/office/drawing/2016/5/14/chartex" xmlns:mc="http://schemas.openxmlformats.org/markup-compatibility/2006" xmlns:aink="http://schemas.microsoft.com/office/drawing/2016/ink" xmlns:am3d="http://schemas.microsoft.com/office/drawing/2017/model3d" xmlns:o="urn:schemas-microsoft-com:office:office" xmlns:oel="http://schemas.microsoft.com/office/2019/extlst" xmlns:r="http://schemas.openxmlformats.org/officeDocument/2006/relationships" xmlns:m="http://schemas.openxmlformats.org/officeDocument/2006/math" xmlns:v="urn:schemas-microsoft-com:vml" xmlns:wp14="http://schemas.microsoft.com/office/word/2010/wordprocessingDrawing" xmlns:wp="http://schemas.openxmlformats.org/drawingml/2006/wordprocessingDrawing" xmlns:w10="urn:schemas-microsoft-com:office:word" xmlns:w="http://schemas.openxmlformats.org/wordprocessingml/2006/main" xmlns:w14="http://schemas.microsoft.com/office/word/2010/wordml" xmlns:w15="http://schemas.microsoft.com/office/word/2012/wordml" xmlns:w16cex="http://schemas.microsoft.com/office/word/2018/wordml/cex" xmlns:w16cid="http://schemas.microsoft.com/office/word/2016/wordml/cid" xmlns:w16="http://schemas.microsoft.com/office/word/2018/wordml" xmlns:w16du="http://schemas.microsoft.com/office/word/2023/wordml/word16du" xmlns:w16sdtdh="http://schemas.microsoft.com/office/word/2020/wordml/sdtdatahash" xmlns:w16sdtfl="http://schemas.microsoft.com/office/word/2024/wordml/sdtformatlock" xmlns:w16se="http://schemas.microsoft.com/office/word/2015/wordml/symex" xmlns:wpg="http://schemas.microsoft.com/office/word/2010/wordprocessingGroup" xmlns:wpi="http://schemas.microsoft.com/office/word/2010/wordprocessingInk" xmlns:wne="http://schemas.microsoft.com/office/word/2006/wordml" xmlns:wps="http://schemas.microsoft.com/office/word/2010/wordprocessingShape" mc:Ignorable="w14 w15 w16se w16cid w16 w16cex w16sdtdh w16sdtfl w16du wp14">
+  <w:footnote w:type="separator" w:id="-1">
+    <w:p>
+      <w:pPr>
+        <w:spacing w:after="0" w:line="240" w:lineRule="auto"/>
+      </w:pPr>
+      <w:r>
+        <w:separator/>
+      </w:r>
+    </w:p>
+  </w:footnote>
+  <w:footnote w:type="continuationSeparator" w:id="0">
+    <w:p>
+      <w:pPr>
+        <w:spacing w:after="0" w:line="240" w:lineRule="auto"/>
+      </w:pPr>
+      <w:r>
+        <w:continuationSeparator/>
+      </w:r>
+    </w:p>
+  </w:footnote>
+</w:footnotes>
 </file>
 
 <file path=word/numbering.xml><?xml version="1.0" encoding="utf-8"?>
@@ -24809,6 +24830,7 @@
   <w:style w:type="character" w:default="1" w:styleId="a0">
     <w:name w:val="Default Paragraph Font"/>
     <w:uiPriority w:val="1"/>
+    <w:semiHidden/>
     <w:unhideWhenUsed/>
   </w:style>
   <w:style w:type="table" w:default="1" w:styleId="a1">
@@ -25149,6 +25171,66 @@
       <w:color w:val="666666"/>
     </w:rPr>
   </w:style>
+  <w:style w:type="paragraph" w:styleId="af0">
+    <w:name w:val="header"/>
+    <w:basedOn w:val="a"/>
+    <w:link w:val="af1"/>
+    <w:uiPriority w:val="99"/>
+    <w:unhideWhenUsed/>
+    <w:rsid w:val="00C75EDD"/>
+    <w:pPr>
+      <w:tabs>
+        <w:tab w:val="center" w:pos="4153"/>
+        <w:tab w:val="right" w:pos="8306"/>
+      </w:tabs>
+      <w:snapToGrid w:val="0"/>
+    </w:pPr>
+    <w:rPr>
+      <w:sz w:val="20"/>
+      <w:szCs w:val="20"/>
+    </w:rPr>
+  </w:style>
+  <w:style w:type="character" w:customStyle="1" w:styleId="af1">
+    <w:name w:val="頁首 字元"/>
+    <w:basedOn w:val="a0"/>
+    <w:link w:val="af0"/>
+    <w:uiPriority w:val="99"/>
+    <w:rsid w:val="00C75EDD"/>
+    <w:rPr>
+      <w:sz w:val="20"/>
+      <w:szCs w:val="20"/>
+    </w:rPr>
+  </w:style>
+  <w:style w:type="paragraph" w:styleId="af2">
+    <w:name w:val="footer"/>
+    <w:basedOn w:val="a"/>
+    <w:link w:val="af3"/>
+    <w:uiPriority w:val="99"/>
+    <w:unhideWhenUsed/>
+    <w:rsid w:val="00C75EDD"/>
+    <w:pPr>
+      <w:tabs>
+        <w:tab w:val="center" w:pos="4153"/>
+        <w:tab w:val="right" w:pos="8306"/>
+      </w:tabs>
+      <w:snapToGrid w:val="0"/>
+    </w:pPr>
+    <w:rPr>
+      <w:sz w:val="20"/>
+      <w:szCs w:val="20"/>
+    </w:rPr>
+  </w:style>
+  <w:style w:type="character" w:customStyle="1" w:styleId="af3">
+    <w:name w:val="頁尾 字元"/>
+    <w:basedOn w:val="a0"/>
+    <w:link w:val="af2"/>
+    <w:uiPriority w:val="99"/>
+    <w:rsid w:val="00C75EDD"/>
+    <w:rPr>
+      <w:sz w:val="20"/>
+      <w:szCs w:val="20"/>
+    </w:rPr>
+  </w:style>
 </w:styles>
 </file>
 
